--- a/plans/7th Grade Technology/7th Grade Monthly Planning/2nd Trimester/7° Technology - July.docx
+++ b/plans/7th Grade Technology/7th Grade Monthly Planning/2nd Trimester/7° Technology - July.docx
@@ -619,6 +619,31 @@
             </w:r>
             <w:r>
               <w:rPr>
+                <w:sz w:val="24"/>
+                <w:szCs w:val="24"/>
+                <w:b/>
+                <w:bCs/>
+              </w:rPr>
+              <w:t>Class Objective:</w:t>
+            </w:r>
+            <w:r>
+              <w:rPr>
+                <w:sz w:val="24"/>
+                <w:szCs w:val="24"/>
+              </w:rPr>
+              <w:br/>
+              <w:t>Build a Scratch response program that asks a question and uses if/else to give two different responses.</w:t>
+            </w:r>
+            <w:r>
+              <w:rPr>
+                <w:sz w:val="24"/>
+                <w:szCs w:val="24"/>
+              </w:rPr>
+              <w:br/>
+              <w:br/>
+            </w:r>
+            <w:r>
+              <w:rPr>
                 <w:b/>
                 <w:bCs/>
                 <w:sz w:val="24"/>
@@ -794,6 +819,31 @@
                 <w:sz w:val="24"/>
                 <w:szCs w:val="24"/>
               </w:rPr>
+              <w:br/>
+            </w:r>
+            <w:r>
+              <w:rPr>
+                <w:sz w:val="24"/>
+                <w:szCs w:val="24"/>
+                <w:b/>
+                <w:bCs/>
+              </w:rPr>
+              <w:t>Class Objective:</w:t>
+            </w:r>
+            <w:r>
+              <w:rPr>
+                <w:sz w:val="24"/>
+                <w:szCs w:val="24"/>
+              </w:rPr>
+              <w:br/>
+              <w:t>Complete a 6-question quiz-style check on comparison and logic operators.</w:t>
+            </w:r>
+            <w:r>
+              <w:rPr>
+                <w:sz w:val="24"/>
+                <w:szCs w:val="24"/>
+              </w:rPr>
+              <w:br/>
               <w:br/>
             </w:r>
             <w:r>
@@ -1145,6 +1195,31 @@
             </w:r>
             <w:r>
               <w:rPr>
+                <w:sz w:val="24"/>
+                <w:szCs w:val="24"/>
+                <w:b/>
+                <w:bCs/>
+              </w:rPr>
+              <w:t>Class Objective:</w:t>
+            </w:r>
+            <w:r>
+              <w:rPr>
+                <w:sz w:val="24"/>
+                <w:szCs w:val="24"/>
+              </w:rPr>
+              <w:br/>
+              <w:t>Test the program and compare the shorter version with the original version.</w:t>
+            </w:r>
+            <w:r>
+              <w:rPr>
+                <w:sz w:val="24"/>
+                <w:szCs w:val="24"/>
+              </w:rPr>
+              <w:br/>
+              <w:br/>
+            </w:r>
+            <w:r>
+              <w:rPr>
                 <w:b/>
                 <w:bCs/>
                 <w:sz w:val="24"/>
@@ -1273,6 +1348,7 @@
               <w:rPr>
                 <w:sz w:val="24"/>
                 <w:szCs w:val="24"/>
+                <w:highlight w:val="yellow"/>
               </w:rPr>
             </w:pPr>
             <w:r>
@@ -1317,8 +1393,33 @@
             </w:r>
             <w:r>
               <w:rPr>
+                <w:sz w:val="24"/>
+                <w:szCs w:val="24"/>
                 <w:b/>
                 <w:bCs/>
+              </w:rPr>
+              <w:t>Class Objective:</w:t>
+            </w:r>
+            <w:r>
+              <w:rPr>
+                <w:sz w:val="24"/>
+                <w:szCs w:val="24"/>
+              </w:rPr>
+              <w:br/>
+              <w:t>Complete a peer feedback checklist about respectful comments, specific suggestions, participation, and response to feedback.</w:t>
+            </w:r>
+            <w:r>
+              <w:rPr>
+                <w:sz w:val="24"/>
+                <w:szCs w:val="24"/>
+              </w:rPr>
+              <w:br/>
+              <w:br/>
+            </w:r>
+            <w:r>
+              <w:rPr>
+                <w:b/>
+                <w:bCs/>
                 <w:sz w:val="24"/>
                 <w:szCs w:val="24"/>
               </w:rPr>
@@ -1401,7 +1502,50 @@
                 <w:szCs w:val="24"/>
                 <w:highlight w:val="yellow"/>
               </w:rPr>
-              <w:t>Complete Appreciation Grade #1: Complete a peer feedback checklist about respectful comments, specific suggestions, participation, and response to feedback. Then create a countdown or rhythm-timing program that uses a loop and a variable, test the timing, and adjust one value to improve the result.</w:t>
+              <w:t xml:space="preserve">Complete Appreciation Grade #1: </w:t>
+            </w:r>
+          </w:p>
+          <w:p>
+            <w:pPr>
+              <w:spacing w:line="360" w:lineRule="auto"/>
+              <w:rPr>
+                <w:sz w:val="24"/>
+                <w:szCs w:val="24"/>
+                <w:highlight w:val="yellow"/>
+              </w:rPr>
+            </w:pPr>
+            <w:r>
+              <w:rPr>
+                <w:sz w:val="24"/>
+                <w:szCs w:val="24"/>
+                <w:highlight w:val="yellow"/>
+              </w:rPr>
+              <w:t>C</w:t>
+            </w:r>
+            <w:r>
+              <w:rPr>
+                <w:sz w:val="24"/>
+                <w:szCs w:val="24"/>
+                <w:highlight w:val="yellow"/>
+              </w:rPr>
+              <w:t>reate a countdown or rhythm-timing program that uses a loop and a variable, test the timing, and adjust one value to improve the result.</w:t>
+            </w:r>
+          </w:p>
+          <w:p>
+            <w:pPr>
+              <w:spacing w:line="360" w:lineRule="auto"/>
+              <w:rPr>
+                <w:sz w:val="24"/>
+                <w:szCs w:val="24"/>
+              </w:rPr>
+            </w:pPr>
+            <w:r>
+              <w:rPr>
+                <w:sz w:val="24"/>
+                <w:szCs w:val="24"/>
+                <w:highlight w:val="yellow"/>
+              </w:rPr>
+              <w:t xml:space="preserve">Then evaluate a classmate's program using constructive criticism questions that record code evidence, one specific strength, one helpful suggestion, a constructive question, and the classmate's response or change. </w:t>
             </w:r>
             <w:r>
               <w:rPr>
@@ -1627,6 +1771,31 @@
             </w:r>
             <w:r>
               <w:rPr>
+                <w:sz w:val="24"/>
+                <w:szCs w:val="24"/>
+                <w:b/>
+                <w:bCs/>
+              </w:rPr>
+              <w:t>Class Objective:</w:t>
+            </w:r>
+            <w:r>
+              <w:rPr>
+                <w:sz w:val="24"/>
+                <w:szCs w:val="24"/>
+              </w:rPr>
+              <w:br/>
+              <w:t>Practice debugging a Scratch starter program by identifying likely errors and planning fixes.</w:t>
+            </w:r>
+            <w:r>
+              <w:rPr>
+                <w:sz w:val="24"/>
+                <w:szCs w:val="24"/>
+              </w:rPr>
+              <w:br/>
+              <w:br/>
+            </w:r>
+            <w:r>
+              <w:rPr>
                 <w:b/>
                 <w:bCs/>
                 <w:sz w:val="24"/>
@@ -1798,6 +1967,31 @@
                 <w:sz w:val="24"/>
                 <w:szCs w:val="24"/>
               </w:rPr>
+              <w:br/>
+            </w:r>
+            <w:r>
+              <w:rPr>
+                <w:sz w:val="24"/>
+                <w:szCs w:val="24"/>
+                <w:b/>
+                <w:bCs/>
+              </w:rPr>
+              <w:t>Class Objective:</w:t>
+            </w:r>
+            <w:r>
+              <w:rPr>
+                <w:sz w:val="24"/>
+                <w:szCs w:val="24"/>
+              </w:rPr>
+              <w:br/>
+              <w:t>Debug a Scratch starter program by identifying 3 errors, fixing at least 2 errors, and submitting a short debugging note that names the problem, fix, and result.</w:t>
+            </w:r>
+            <w:r>
+              <w:rPr>
+                <w:sz w:val="24"/>
+                <w:szCs w:val="24"/>
+              </w:rPr>
+              <w:br/>
               <w:br/>
             </w:r>
             <w:r>
@@ -2104,6 +2298,31 @@
             </w:r>
             <w:r>
               <w:rPr>
+                <w:sz w:val="24"/>
+                <w:szCs w:val="24"/>
+                <w:b/>
+                <w:bCs/>
+              </w:rPr>
+              <w:t>Class Objective:</w:t>
+            </w:r>
+            <w:r>
+              <w:rPr>
+                <w:sz w:val="24"/>
+                <w:szCs w:val="24"/>
+              </w:rPr>
+              <w:br/>
+              <w:t>Complete a short practice task that adds one input, one condition, and one variable to a Scratch starter file.</w:t>
+            </w:r>
+            <w:r>
+              <w:rPr>
+                <w:sz w:val="24"/>
+                <w:szCs w:val="24"/>
+              </w:rPr>
+              <w:br/>
+              <w:br/>
+            </w:r>
+            <w:r>
+              <w:rPr>
                 <w:b/>
                 <w:bCs/>
                 <w:sz w:val="24"/>
@@ -2232,6 +2451,7 @@
               <w:rPr>
                 <w:sz w:val="24"/>
                 <w:szCs w:val="24"/>
+                <w:highlight w:val="yellow"/>
               </w:rPr>
             </w:pPr>
             <w:r>
@@ -2276,58 +2496,27 @@
             </w:r>
             <w:r>
               <w:rPr>
+                <w:sz w:val="24"/>
+                <w:szCs w:val="24"/>
                 <w:b/>
                 <w:bCs/>
-                <w:sz w:val="24"/>
-                <w:szCs w:val="24"/>
-              </w:rPr>
-              <w:t>Pre-activities</w:t>
-            </w:r>
-            <w:r>
-              <w:rPr>
-                <w:sz w:val="24"/>
-                <w:szCs w:val="24"/>
-              </w:rPr>
-              <w:br/>
-              <w:t>Review Week 8 practice vocabulary (part 2).</w:t>
-            </w:r>
-            <w:r>
-              <w:rPr>
-                <w:sz w:val="24"/>
-                <w:szCs w:val="24"/>
-              </w:rPr>
-              <w:br/>
-              <w:t>input: Information that goes into a system or program</w:t>
-            </w:r>
-            <w:r>
-              <w:rPr>
-                <w:sz w:val="24"/>
-                <w:szCs w:val="24"/>
-              </w:rPr>
-              <w:br/>
-              <w:t>timing: When actions happen and how long they last</w:t>
-            </w:r>
-            <w:r>
-              <w:rPr>
-                <w:sz w:val="24"/>
-                <w:szCs w:val="24"/>
-              </w:rPr>
-              <w:br/>
-              <w:t>feedback: Helpful comments about how to improve Predict which blocks will be needed for player input.</w:t>
-            </w:r>
-            <w:r>
-              <w:rPr>
-                <w:sz w:val="24"/>
-                <w:szCs w:val="24"/>
-              </w:rPr>
-              <w:br/>
-            </w:r>
-            <w:r>
-              <w:rPr>
-                <w:sz w:val="24"/>
-                <w:szCs w:val="24"/>
-              </w:rPr>
-              <w:lastRenderedPageBreak/>
+              </w:rPr>
+              <w:t>Class Objective:</w:t>
+            </w:r>
+            <w:r>
+              <w:rPr>
+                <w:sz w:val="24"/>
+                <w:szCs w:val="24"/>
+              </w:rPr>
+              <w:br/>
+              <w:t>Complete a pair-programming self-reflection about driver/navigator roles, effort, communication, organization, and responding to feedback.</w:t>
+            </w:r>
+            <w:r>
+              <w:rPr>
+                <w:sz w:val="24"/>
+                <w:szCs w:val="24"/>
+              </w:rPr>
+              <w:br/>
               <w:br/>
             </w:r>
             <w:r>
@@ -2337,6 +2526,62 @@
                 <w:sz w:val="24"/>
                 <w:szCs w:val="24"/>
               </w:rPr>
+              <w:t>Pre-activities</w:t>
+            </w:r>
+            <w:r>
+              <w:rPr>
+                <w:sz w:val="24"/>
+                <w:szCs w:val="24"/>
+              </w:rPr>
+              <w:br/>
+              <w:t>Review Week 8 practice vocabulary (part 2).</w:t>
+            </w:r>
+            <w:r>
+              <w:rPr>
+                <w:sz w:val="24"/>
+                <w:szCs w:val="24"/>
+              </w:rPr>
+              <w:br/>
+              <w:t>input: Information that goes into a system or program</w:t>
+            </w:r>
+            <w:r>
+              <w:rPr>
+                <w:sz w:val="24"/>
+                <w:szCs w:val="24"/>
+              </w:rPr>
+              <w:br/>
+              <w:t>timing: When actions happen and how long they last</w:t>
+            </w:r>
+            <w:r>
+              <w:rPr>
+                <w:sz w:val="24"/>
+                <w:szCs w:val="24"/>
+              </w:rPr>
+              <w:br/>
+              <w:t>feedback: Helpful comments about how to improve Predict which blocks will be needed for player input.</w:t>
+            </w:r>
+            <w:r>
+              <w:rPr>
+                <w:sz w:val="24"/>
+                <w:szCs w:val="24"/>
+              </w:rPr>
+              <w:br/>
+            </w:r>
+            <w:r>
+              <w:rPr>
+                <w:sz w:val="24"/>
+                <w:szCs w:val="24"/>
+              </w:rPr>
+              <w:lastRenderedPageBreak/>
+              <w:br/>
+            </w:r>
+            <w:r>
+              <w:rPr>
+                <w:b/>
+                <w:bCs/>
+                <w:sz w:val="24"/>
+                <w:szCs w:val="24"/>
+              </w:rPr>
               <w:t>While activities</w:t>
             </w:r>
             <w:r>
@@ -2352,7 +2597,80 @@
                 <w:szCs w:val="24"/>
                 <w:highlight w:val="yellow"/>
               </w:rPr>
-              <w:t>Complete Appreciation Grade #2: Complete a pair-programming self-reflection about driver/navigator roles, effort, communication, organization, and responding to feedback. Then build a practice dance move with one key press, one costume change, one sound, one movement, and one success/failure response. Complete any missing daily-grade evidence from weeks 1-7 if needed.</w:t>
+              <w:t xml:space="preserve">Complete Appreciation Grade #2: Complete a pair-programming </w:t>
+            </w:r>
+            <w:r>
+              <w:rPr>
+                <w:sz w:val="24"/>
+                <w:szCs w:val="24"/>
+                <w:highlight w:val="yellow"/>
+              </w:rPr>
+              <w:t xml:space="preserve">and </w:t>
+            </w:r>
+            <w:r>
+              <w:rPr>
+                <w:sz w:val="24"/>
+                <w:szCs w:val="24"/>
+                <w:highlight w:val="yellow"/>
+              </w:rPr>
+              <w:t xml:space="preserve">self-reflection about driver/navigator roles, effort, communication, organization, and responding to feedback. </w:t>
+            </w:r>
+          </w:p>
+          <w:p>
+            <w:pPr>
+              <w:spacing w:line="360" w:lineRule="auto"/>
+              <w:rPr>
+                <w:sz w:val="24"/>
+                <w:szCs w:val="24"/>
+              </w:rPr>
+            </w:pPr>
+            <w:r>
+              <w:rPr>
+                <w:sz w:val="24"/>
+                <w:szCs w:val="24"/>
+                <w:highlight w:val="yellow"/>
+              </w:rPr>
+              <w:t>P</w:t>
+            </w:r>
+            <w:r>
+              <w:rPr>
+                <w:sz w:val="24"/>
+                <w:szCs w:val="24"/>
+                <w:highlight w:val="yellow"/>
+              </w:rPr>
+              <w:t xml:space="preserve">air-programming </w:t>
+            </w:r>
+            <w:r>
+              <w:rPr>
+                <w:sz w:val="24"/>
+                <w:szCs w:val="24"/>
+                <w:highlight w:val="yellow"/>
+              </w:rPr>
+              <w:t>activity: B</w:t>
+            </w:r>
+            <w:r>
+              <w:rPr>
+                <w:sz w:val="24"/>
+                <w:szCs w:val="24"/>
+                <w:highlight w:val="yellow"/>
+              </w:rPr>
+              <w:t xml:space="preserve">uild a practice dance move with one key press, one costume change, one sound, one movement, and one success/failure response. </w:t>
+            </w:r>
+          </w:p>
+          <w:p>
+            <w:pPr>
+              <w:spacing w:line="360" w:lineRule="auto"/>
+              <w:rPr>
+                <w:sz w:val="24"/>
+                <w:szCs w:val="24"/>
+              </w:rPr>
+            </w:pPr>
+            <w:r>
+              <w:rPr>
+                <w:sz w:val="24"/>
+                <w:szCs w:val="24"/>
+              </w:rPr>
+              <w:t>Complete any missing daily-grade evidence from weeks 1-7 if needed.</w:t>
             </w:r>
             <w:r>
               <w:rPr>
@@ -9774,19 +10092,6 @@
       <w:szCs w:val="30"/>
     </w:rPr>
   </w:style>
-  <w:style w:type="table" w:customStyle="1" w:styleId="a">
-    <w:basedOn w:val="TableNormal4"/>
-    <w:tblPr>
-      <w:tblStyleRowBandSize w:val="1"/>
-      <w:tblStyleColBandSize w:val="1"/>
-      <w:tblCellMar>
-        <w:top w:w="100" w:type="dxa"/>
-        <w:left w:w="100" w:type="dxa"/>
-        <w:bottom w:w="100" w:type="dxa"/>
-        <w:right w:w="100" w:type="dxa"/>
-      </w:tblCellMar>
-    </w:tblPr>
-  </w:style>
   <w:style w:type="paragraph" w:styleId="ListParagraph">
     <w:name w:val="List Paragraph"/>
     <w:basedOn w:val="Normal"/>
@@ -10124,238 +10429,6 @@
       <w:szCs w:val="24"/>
     </w:rPr>
   </w:style>
-  <w:style w:type="table" w:customStyle="1" w:styleId="a0">
-    <w:basedOn w:val="TableNormal4"/>
-    <w:pPr>
-      <w:spacing w:line="240" w:lineRule="auto"/>
-    </w:pPr>
-    <w:tblPr>
-      <w:tblStyleRowBandSize w:val="1"/>
-      <w:tblStyleColBandSize w:val="1"/>
-      <w:tblCellMar>
-        <w:left w:w="108" w:type="dxa"/>
-        <w:right w:w="108" w:type="dxa"/>
-      </w:tblCellMar>
-    </w:tblPr>
-  </w:style>
-  <w:style w:type="table" w:customStyle="1" w:styleId="a1">
-    <w:basedOn w:val="TableNormal4"/>
-    <w:pPr>
-      <w:spacing w:line="240" w:lineRule="auto"/>
-    </w:pPr>
-    <w:tblPr>
-      <w:tblStyleRowBandSize w:val="1"/>
-      <w:tblStyleColBandSize w:val="1"/>
-      <w:tblCellMar>
-        <w:left w:w="108" w:type="dxa"/>
-        <w:right w:w="108" w:type="dxa"/>
-      </w:tblCellMar>
-    </w:tblPr>
-  </w:style>
-  <w:style w:type="table" w:customStyle="1" w:styleId="a2">
-    <w:basedOn w:val="TableNormal4"/>
-    <w:pPr>
-      <w:spacing w:line="240" w:lineRule="auto"/>
-    </w:pPr>
-    <w:tblPr>
-      <w:tblStyleRowBandSize w:val="1"/>
-      <w:tblStyleColBandSize w:val="1"/>
-      <w:tblCellMar>
-        <w:left w:w="108" w:type="dxa"/>
-        <w:right w:w="108" w:type="dxa"/>
-      </w:tblCellMar>
-    </w:tblPr>
-  </w:style>
-  <w:style w:type="table" w:customStyle="1" w:styleId="a3">
-    <w:basedOn w:val="TableNormal4"/>
-    <w:pPr>
-      <w:spacing w:line="240" w:lineRule="auto"/>
-    </w:pPr>
-    <w:tblPr>
-      <w:tblStyleRowBandSize w:val="1"/>
-      <w:tblStyleColBandSize w:val="1"/>
-      <w:tblCellMar>
-        <w:left w:w="108" w:type="dxa"/>
-        <w:right w:w="108" w:type="dxa"/>
-      </w:tblCellMar>
-    </w:tblPr>
-  </w:style>
-  <w:style w:type="table" w:customStyle="1" w:styleId="a4">
-    <w:basedOn w:val="TableNormal4"/>
-    <w:pPr>
-      <w:spacing w:line="240" w:lineRule="auto"/>
-    </w:pPr>
-    <w:tblPr>
-      <w:tblStyleRowBandSize w:val="1"/>
-      <w:tblStyleColBandSize w:val="1"/>
-      <w:tblCellMar>
-        <w:left w:w="108" w:type="dxa"/>
-        <w:right w:w="108" w:type="dxa"/>
-      </w:tblCellMar>
-    </w:tblPr>
-  </w:style>
-  <w:style w:type="table" w:customStyle="1" w:styleId="a5">
-    <w:basedOn w:val="TableNormal4"/>
-    <w:pPr>
-      <w:spacing w:line="240" w:lineRule="auto"/>
-    </w:pPr>
-    <w:tblPr>
-      <w:tblStyleRowBandSize w:val="1"/>
-      <w:tblStyleColBandSize w:val="1"/>
-      <w:tblCellMar>
-        <w:left w:w="108" w:type="dxa"/>
-        <w:right w:w="108" w:type="dxa"/>
-      </w:tblCellMar>
-    </w:tblPr>
-  </w:style>
-  <w:style w:type="table" w:customStyle="1" w:styleId="a6">
-    <w:basedOn w:val="TableNormal4"/>
-    <w:pPr>
-      <w:spacing w:line="240" w:lineRule="auto"/>
-    </w:pPr>
-    <w:tblPr>
-      <w:tblStyleRowBandSize w:val="1"/>
-      <w:tblStyleColBandSize w:val="1"/>
-      <w:tblCellMar>
-        <w:left w:w="108" w:type="dxa"/>
-        <w:right w:w="108" w:type="dxa"/>
-      </w:tblCellMar>
-    </w:tblPr>
-  </w:style>
-  <w:style w:type="table" w:customStyle="1" w:styleId="a7">
-    <w:basedOn w:val="TableNormal4"/>
-    <w:pPr>
-      <w:spacing w:line="240" w:lineRule="auto"/>
-    </w:pPr>
-    <w:tblPr>
-      <w:tblStyleRowBandSize w:val="1"/>
-      <w:tblStyleColBandSize w:val="1"/>
-      <w:tblCellMar>
-        <w:left w:w="108" w:type="dxa"/>
-        <w:right w:w="108" w:type="dxa"/>
-      </w:tblCellMar>
-    </w:tblPr>
-  </w:style>
-  <w:style w:type="table" w:customStyle="1" w:styleId="a8">
-    <w:basedOn w:val="TableNormal4"/>
-    <w:pPr>
-      <w:spacing w:line="240" w:lineRule="auto"/>
-    </w:pPr>
-    <w:tblPr>
-      <w:tblStyleRowBandSize w:val="1"/>
-      <w:tblStyleColBandSize w:val="1"/>
-      <w:tblCellMar>
-        <w:left w:w="108" w:type="dxa"/>
-        <w:right w:w="108" w:type="dxa"/>
-      </w:tblCellMar>
-    </w:tblPr>
-  </w:style>
-  <w:style w:type="table" w:customStyle="1" w:styleId="a9">
-    <w:basedOn w:val="TableNormal4"/>
-    <w:pPr>
-      <w:spacing w:line="240" w:lineRule="auto"/>
-    </w:pPr>
-    <w:tblPr>
-      <w:tblStyleRowBandSize w:val="1"/>
-      <w:tblStyleColBandSize w:val="1"/>
-      <w:tblCellMar>
-        <w:left w:w="108" w:type="dxa"/>
-        <w:right w:w="108" w:type="dxa"/>
-      </w:tblCellMar>
-    </w:tblPr>
-  </w:style>
-  <w:style w:type="table" w:customStyle="1" w:styleId="aa">
-    <w:basedOn w:val="TableNormal4"/>
-    <w:pPr>
-      <w:spacing w:line="240" w:lineRule="auto"/>
-    </w:pPr>
-    <w:tblPr>
-      <w:tblStyleRowBandSize w:val="1"/>
-      <w:tblStyleColBandSize w:val="1"/>
-      <w:tblCellMar>
-        <w:left w:w="108" w:type="dxa"/>
-        <w:right w:w="108" w:type="dxa"/>
-      </w:tblCellMar>
-    </w:tblPr>
-  </w:style>
-  <w:style w:type="table" w:customStyle="1" w:styleId="ab">
-    <w:basedOn w:val="TableNormal4"/>
-    <w:pPr>
-      <w:spacing w:line="240" w:lineRule="auto"/>
-    </w:pPr>
-    <w:tblPr>
-      <w:tblStyleRowBandSize w:val="1"/>
-      <w:tblStyleColBandSize w:val="1"/>
-      <w:tblCellMar>
-        <w:left w:w="108" w:type="dxa"/>
-        <w:right w:w="108" w:type="dxa"/>
-      </w:tblCellMar>
-    </w:tblPr>
-  </w:style>
-  <w:style w:type="table" w:customStyle="1" w:styleId="ac">
-    <w:basedOn w:val="TableNormal1"/>
-    <w:pPr>
-      <w:spacing w:line="240" w:lineRule="auto"/>
-    </w:pPr>
-    <w:tblPr>
-      <w:tblStyleRowBandSize w:val="1"/>
-      <w:tblStyleColBandSize w:val="1"/>
-      <w:tblCellMar>
-        <w:top w:w="100" w:type="dxa"/>
-        <w:left w:w="108" w:type="dxa"/>
-        <w:bottom w:w="100" w:type="dxa"/>
-        <w:right w:w="108" w:type="dxa"/>
-      </w:tblCellMar>
-    </w:tblPr>
-  </w:style>
-  <w:style w:type="table" w:customStyle="1" w:styleId="ad">
-    <w:basedOn w:val="TableNormal1"/>
-    <w:pPr>
-      <w:spacing w:line="240" w:lineRule="auto"/>
-    </w:pPr>
-    <w:tblPr>
-      <w:tblStyleRowBandSize w:val="1"/>
-      <w:tblStyleColBandSize w:val="1"/>
-      <w:tblCellMar>
-        <w:top w:w="100" w:type="dxa"/>
-        <w:left w:w="108" w:type="dxa"/>
-        <w:bottom w:w="100" w:type="dxa"/>
-        <w:right w:w="108" w:type="dxa"/>
-      </w:tblCellMar>
-    </w:tblPr>
-  </w:style>
-  <w:style w:type="table" w:customStyle="1" w:styleId="ae">
-    <w:basedOn w:val="TableNormal1"/>
-    <w:pPr>
-      <w:spacing w:line="240" w:lineRule="auto"/>
-    </w:pPr>
-    <w:tblPr>
-      <w:tblStyleRowBandSize w:val="1"/>
-      <w:tblStyleColBandSize w:val="1"/>
-      <w:tblCellMar>
-        <w:top w:w="100" w:type="dxa"/>
-        <w:left w:w="108" w:type="dxa"/>
-        <w:bottom w:w="100" w:type="dxa"/>
-        <w:right w:w="108" w:type="dxa"/>
-      </w:tblCellMar>
-    </w:tblPr>
-  </w:style>
-  <w:style w:type="table" w:customStyle="1" w:styleId="af">
-    <w:basedOn w:val="TableNormal1"/>
-    <w:pPr>
-      <w:spacing w:line="240" w:lineRule="auto"/>
-    </w:pPr>
-    <w:tblPr>
-      <w:tblStyleRowBandSize w:val="1"/>
-      <w:tblStyleColBandSize w:val="1"/>
-      <w:tblCellMar>
-        <w:top w:w="100" w:type="dxa"/>
-        <w:left w:w="108" w:type="dxa"/>
-        <w:bottom w:w="100" w:type="dxa"/>
-        <w:right w:w="108" w:type="dxa"/>
-      </w:tblCellMar>
-    </w:tblPr>
-  </w:style>
   <w:style w:type="character" w:styleId="Strong">
     <w:name w:val="Strong"/>
     <w:basedOn w:val="DefaultParagraphFont"/>
@@ -10366,19 +10439,6 @@
       <w:b/>
       <w:bCs/>
     </w:rPr>
-  </w:style>
-  <w:style w:type="table" w:customStyle="1" w:styleId="af0">
-    <w:basedOn w:val="TableNormal"/>
-    <w:tblPr>
-      <w:tblStyleRowBandSize w:val="1"/>
-      <w:tblStyleColBandSize w:val="1"/>
-      <w:tblCellMar>
-        <w:top w:w="15" w:type="dxa"/>
-        <w:left w:w="15" w:type="dxa"/>
-        <w:bottom w:w="15" w:type="dxa"/>
-        <w:right w:w="15" w:type="dxa"/>
-      </w:tblCellMar>
-    </w:tblPr>
   </w:style>
   <w:style w:type="character" w:styleId="Hyperlink">
     <w:name w:val="Hyperlink"/>

--- a/plans/7th Grade Technology/7th Grade Monthly Planning/2nd Trimester/7° Technology - July.docx
+++ b/plans/7th Grade Technology/7th Grade Monthly Planning/2nd Trimester/7° Technology - July.docx
@@ -312,42 +312,24 @@
           </w:tcPr>
           <w:p>
             <w:pPr>
-              <w:spacing w:line="480" w:lineRule="auto"/>
-              <w:rPr>
-                <w:sz w:val="24"/>
-                <w:szCs w:val="24"/>
-              </w:rPr>
+              <w:spacing w:before="0" w:after="0" w:line="240" w:lineRule="auto"/>
             </w:pPr>
-            <w:r>
-              <w:rPr>
-                <w:sz w:val="24"/>
-                <w:szCs w:val="24"/>
-              </w:rPr>
-              <w:t>Competences:</w:t>
-            </w:r>
-            <w:r>
-              <w:rPr>
-                <w:sz w:val="24"/>
-                <w:szCs w:val="24"/>
-              </w:rPr>
-              <w:br/>
-              <w:t>Build interactive Scratch programs using sequence, selection, loops, variables, and user input.</w:t>
-            </w:r>
-            <w:r>
-              <w:rPr>
-                <w:sz w:val="24"/>
-                <w:szCs w:val="24"/>
-              </w:rPr>
-              <w:br/>
-              <w:t>Use comparison operators and if/else logic to control program responses.</w:t>
-            </w:r>
-            <w:r>
-              <w:rPr>
-                <w:sz w:val="24"/>
-                <w:szCs w:val="24"/>
-              </w:rPr>
-              <w:br/>
-              <w:t>Test, trace, and debug Scratch programs using evidence from program behavior.</w:t>
+            <w:r/>
+            <w:r>
+              <w:rPr>
+                <w:rFonts w:ascii="Arial" w:hAnsi="Arial" w:eastAsia="Arial" w:cs="Arial"/>
+                <w:b/>
+                <w:sz w:val="24"/>
+              </w:rPr>
+              <w:t xml:space="preserve">Competences: </w:t>
+            </w:r>
+            <w:r>
+              <w:rPr>
+                <w:rFonts w:ascii="Arial" w:hAnsi="Arial" w:eastAsia="Arial" w:cs="Arial"/>
+                <w:b w:val="0"/>
+                <w:sz w:val="24"/>
+              </w:rPr>
+              <w:t>Build interactive Scratch programs using sequence, selection, loops, variables, and user input. Use comparison operators and if/else logic to control program responses. Trace, test, and explain how events, broadcasts, variables, user input, timing, and sprite interactions work together in a Scratch rhythm game.</w:t>
             </w:r>
           </w:p>
         </w:tc>
@@ -360,53 +342,24 @@
           </w:tcPr>
           <w:p>
             <w:pPr>
-              <w:spacing w:line="480" w:lineRule="auto"/>
-              <w:rPr>
-                <w:sz w:val="24"/>
-                <w:szCs w:val="24"/>
-              </w:rPr>
+              <w:spacing w:before="0" w:after="0" w:line="240" w:lineRule="auto"/>
             </w:pPr>
-          </w:p>
-          <w:p>
-            <w:pPr>
-              <w:spacing w:line="480" w:lineRule="auto"/>
-              <w:rPr>
-                <w:sz w:val="24"/>
-                <w:szCs w:val="24"/>
-              </w:rPr>
-            </w:pPr>
-            <w:r>
-              <w:rPr>
+            <w:r/>
+            <w:r>
+              <w:rPr>
+                <w:rFonts w:ascii="Arial" w:hAnsi="Arial" w:eastAsia="Arial" w:cs="Arial"/>
                 <w:b/>
-                <w:bCs/>
-                <w:sz w:val="24"/>
-                <w:szCs w:val="24"/>
-              </w:rPr>
-              <w:t>Learning Objectives:</w:t>
-            </w:r>
-            <w:r>
-              <w:rPr>
-                <w:sz w:val="24"/>
-                <w:szCs w:val="24"/>
-              </w:rPr>
-              <w:br/>
-              <w:t>Create a Scratch response program that uses if/else to give different outputs.</w:t>
-            </w:r>
-            <w:r>
-              <w:rPr>
-                <w:sz w:val="24"/>
-                <w:szCs w:val="24"/>
-              </w:rPr>
-              <w:br/>
-              <w:t>Use loops and variables together to reduce repeated code and control changing values.</w:t>
-            </w:r>
-            <w:r>
-              <w:rPr>
-                <w:sz w:val="24"/>
-                <w:szCs w:val="24"/>
-              </w:rPr>
-              <w:br/>
-              <w:t>Debug a Scratch starter program by identifying errors, testing fixes, and explaining one correction.</w:t>
+                <w:sz w:val="24"/>
+              </w:rPr>
+              <w:t xml:space="preserve">Learning Objectives: </w:t>
+            </w:r>
+            <w:r>
+              <w:rPr>
+                <w:rFonts w:ascii="Arial" w:hAnsi="Arial" w:eastAsia="Arial" w:cs="Arial"/>
+                <w:b w:val="0"/>
+                <w:sz w:val="24"/>
+              </w:rPr>
+              <w:t>Create a Scratch response program that uses if/else to give different outputs. Use loops and variables together to reduce repeated code and control changing values. Analyze the teacher-provided rhythm game and present an assigned code component using correct programming vocabulary.</w:t>
             </w:r>
           </w:p>
         </w:tc>
@@ -419,67 +372,24 @@
           </w:tcPr>
           <w:p>
             <w:pPr>
-              <w:spacing w:line="480" w:lineRule="auto"/>
-              <w:rPr>
-                <w:sz w:val="24"/>
-                <w:szCs w:val="24"/>
-              </w:rPr>
+              <w:spacing w:before="0" w:after="0" w:line="240" w:lineRule="auto"/>
             </w:pPr>
-          </w:p>
-          <w:p>
-            <w:pPr>
-              <w:spacing w:line="480" w:lineRule="auto"/>
-              <w:rPr>
-                <w:sz w:val="24"/>
-                <w:szCs w:val="24"/>
-              </w:rPr>
-            </w:pPr>
-            <w:r>
-              <w:rPr>
+            <w:r/>
+            <w:r>
+              <w:rPr>
+                <w:rFonts w:ascii="Arial" w:hAnsi="Arial" w:eastAsia="Arial" w:cs="Arial"/>
                 <w:b/>
-                <w:bCs/>
-                <w:sz w:val="24"/>
-                <w:szCs w:val="24"/>
-              </w:rPr>
-              <w:t>Learning Outcomes:</w:t>
-            </w:r>
-            <w:r>
-              <w:rPr>
-                <w:sz w:val="24"/>
-                <w:szCs w:val="24"/>
-              </w:rPr>
-              <w:br/>
-              <w:t xml:space="preserve">Submit </w:t>
-            </w:r>
-            <w:r>
-              <w:rPr>
-                <w:sz w:val="24"/>
-                <w:szCs w:val="24"/>
-              </w:rPr>
-              <w:t xml:space="preserve">and </w:t>
-            </w:r>
-            <w:r>
-              <w:rPr>
-                <w:sz w:val="24"/>
-                <w:szCs w:val="24"/>
-              </w:rPr>
-              <w:t>demonstrate Scratch selection and loop practice programs.</w:t>
-            </w:r>
-            <w:r>
-              <w:rPr>
-                <w:sz w:val="24"/>
-                <w:szCs w:val="24"/>
-              </w:rPr>
-              <w:br/>
-              <w:t>Complete a quiz-style check on comparison and logic operators after selection practice.</w:t>
-            </w:r>
-            <w:r>
-              <w:rPr>
-                <w:sz w:val="24"/>
-                <w:szCs w:val="24"/>
-              </w:rPr>
-              <w:br/>
-              <w:t>Complete a Scratch debugging check and explain at least one error and correction.</w:t>
+                <w:sz w:val="24"/>
+              </w:rPr>
+              <w:t xml:space="preserve">Learning Outcomes: </w:t>
+            </w:r>
+            <w:r>
+              <w:rPr>
+                <w:rFonts w:ascii="Arial" w:hAnsi="Arial" w:eastAsia="Arial" w:cs="Arial"/>
+                <w:b w:val="0"/>
+                <w:sz w:val="24"/>
+              </w:rPr>
+              <w:t>Submit and demonstrate Scratch selection and loop practice programs. Complete a quiz-style check on comparison and logic operators after selection practice. Present the reference rhythm game, explain how the assigned scripts work, connect the scripts to the visible game behavior, and answer one teacher question.</w:t>
             </w:r>
           </w:p>
         </w:tc>
@@ -567,199 +477,109 @@
           </w:tcPr>
           <w:p>
             <w:pPr>
-              <w:spacing w:line="360" w:lineRule="auto"/>
-              <w:rPr>
-                <w:sz w:val="24"/>
-                <w:szCs w:val="24"/>
-              </w:rPr>
+              <w:spacing w:before="0" w:after="0" w:line="240" w:lineRule="auto"/>
             </w:pPr>
-            <w:r>
-              <w:rPr>
+            <w:r/>
+            <w:r>
+              <w:rPr>
+                <w:rFonts w:ascii="Arial" w:hAnsi="Arial" w:eastAsia="Arial" w:cs="Arial"/>
                 <w:b/>
-                <w:bCs/>
-                <w:sz w:val="24"/>
-                <w:szCs w:val="24"/>
-              </w:rPr>
-              <w:t>Topic</w:t>
-            </w:r>
-            <w:r>
-              <w:rPr>
-                <w:sz w:val="24"/>
-                <w:szCs w:val="24"/>
-              </w:rPr>
-              <w:t>:</w:t>
-            </w:r>
-            <w:r>
-              <w:rPr>
-                <w:sz w:val="24"/>
-                <w:szCs w:val="24"/>
-              </w:rPr>
-              <w:t xml:space="preserve"> </w:t>
-            </w:r>
-            <w:r>
-              <w:rPr>
-                <w:sz w:val="24"/>
-                <w:szCs w:val="24"/>
+                <w:sz w:val="24"/>
+              </w:rPr>
+              <w:t xml:space="preserve">Topic: </w:t>
+            </w:r>
+            <w:r>
+              <w:rPr>
+                <w:rFonts w:ascii="Arial" w:hAnsi="Arial" w:eastAsia="Arial" w:cs="Arial"/>
+                <w:b w:val="0"/>
+                <w:sz w:val="24"/>
               </w:rPr>
               <w:t>Selection and if/else logic</w:t>
-            </w:r>
-            <w:r>
-              <w:rPr>
-                <w:sz w:val="24"/>
-                <w:szCs w:val="24"/>
-              </w:rPr>
-              <w:br/>
-            </w:r>
-            <w:r>
-              <w:rPr>
-                <w:sz w:val="24"/>
-                <w:szCs w:val="24"/>
-              </w:rPr>
-              <w:br/>
-            </w:r>
-            <w:r>
-              <w:rPr>
-                <w:sz w:val="24"/>
-                <w:szCs w:val="24"/>
-                <w:b/>
-                <w:bCs/>
-              </w:rPr>
-              <w:t>Class Objective:</w:t>
-            </w:r>
-            <w:r>
-              <w:rPr>
-                <w:sz w:val="24"/>
-                <w:szCs w:val="24"/>
-              </w:rPr>
-              <w:br/>
-              <w:t>Build a Scratch response program that asks a question and uses if/else to give two different responses.</w:t>
-            </w:r>
-            <w:r>
-              <w:rPr>
-                <w:sz w:val="24"/>
-                <w:szCs w:val="24"/>
-              </w:rPr>
-              <w:br/>
-              <w:br/>
-            </w:r>
-            <w:r>
-              <w:rPr>
-                <w:b/>
-                <w:bCs/>
-                <w:sz w:val="24"/>
-                <w:szCs w:val="24"/>
-              </w:rPr>
-              <w:t>Pre-activities</w:t>
-            </w:r>
-            <w:r>
-              <w:rPr>
-                <w:sz w:val="24"/>
-                <w:szCs w:val="24"/>
-              </w:rPr>
-              <w:br/>
-              <w:t>Sort statements into true and false, such as score &gt; 5, answer = yes, lives &lt; 1, or timer = 0.</w:t>
             </w:r>
           </w:p>
           <w:p>
             <w:pPr>
-              <w:spacing w:line="360" w:lineRule="auto"/>
-              <w:rPr>
-                <w:sz w:val="24"/>
-                <w:szCs w:val="24"/>
-              </w:rPr>
+              <w:spacing w:before="0" w:after="0" w:line="240" w:lineRule="auto"/>
             </w:pPr>
             <w:r>
               <w:rPr>
-                <w:sz w:val="24"/>
-                <w:szCs w:val="24"/>
-              </w:rPr>
+                <w:rFonts w:ascii="Arial" w:hAnsi="Arial" w:eastAsia="Arial" w:cs="Arial"/>
+                <w:b/>
+                <w:sz w:val="24"/>
+              </w:rPr>
+              <w:t xml:space="preserve">Class Objective: </w:t>
+            </w:r>
+            <w:r>
+              <w:rPr>
+                <w:rFonts w:ascii="Arial" w:hAnsi="Arial" w:eastAsia="Arial" w:cs="Arial"/>
+                <w:b w:val="0"/>
+                <w:sz w:val="24"/>
+              </w:rPr>
+              <w:t>Build a Scratch response program that asks a question and uses if/else to give two different responses.</w:t>
+            </w:r>
+          </w:p>
+          <w:p>
+            <w:pPr>
+              <w:spacing w:before="0" w:after="0" w:line="240" w:lineRule="auto"/>
+            </w:pPr>
+            <w:r>
+              <w:rPr>
+                <w:rFonts w:ascii="Arial" w:hAnsi="Arial" w:eastAsia="Arial" w:cs="Arial"/>
+                <w:b/>
+                <w:sz w:val="24"/>
+              </w:rPr>
+              <w:t xml:space="preserve">Pre-activities: </w:t>
+            </w:r>
+            <w:r>
+              <w:rPr>
+                <w:rFonts w:ascii="Arial" w:hAnsi="Arial" w:eastAsia="Arial" w:cs="Arial"/>
+                <w:b w:val="0"/>
+                <w:sz w:val="24"/>
+              </w:rPr>
+              <w:t>Sort statements into true and false, such as score &gt; 5, answer = yes, lives &lt; 1, or timer = 0.</w:t>
               <w:br/>
-              <w:t>Review Week 5 practice vocabulary (part 1).</w:t>
-            </w:r>
-            <w:r>
-              <w:rPr>
-                <w:sz w:val="24"/>
-                <w:szCs w:val="24"/>
-              </w:rPr>
-              <w:br/>
-              <w:t>operator: A symbol or block that compares or calculates</w:t>
-            </w:r>
-            <w:r>
-              <w:rPr>
-                <w:sz w:val="24"/>
-                <w:szCs w:val="24"/>
-              </w:rPr>
-              <w:br/>
-              <w:t>comparison: Checking how two values are related</w:t>
-            </w:r>
-            <w:r>
-              <w:rPr>
-                <w:sz w:val="24"/>
-                <w:szCs w:val="24"/>
-              </w:rPr>
-              <w:br/>
-              <w:t>logic: Rules used to make decisions</w:t>
-            </w:r>
-            <w:r>
-              <w:rPr>
-                <w:sz w:val="24"/>
-                <w:szCs w:val="24"/>
-              </w:rPr>
-              <w:br/>
-            </w:r>
-            <w:r>
-              <w:rPr>
-                <w:sz w:val="24"/>
-                <w:szCs w:val="24"/>
-              </w:rPr>
-              <w:br/>
-            </w:r>
-            <w:r>
-              <w:rPr>
+              <w:t>Review Week 5 practice vocabulary (part 1). operator: A symbol or block that compares or calculates comparison: Checking how two values are related logic: Rules used to make decisions</w:t>
+            </w:r>
+          </w:p>
+          <w:p>
+            <w:pPr>
+              <w:spacing w:before="0" w:after="0" w:line="240" w:lineRule="auto"/>
+            </w:pPr>
+            <w:r>
+              <w:rPr>
+                <w:rFonts w:ascii="Arial" w:hAnsi="Arial" w:eastAsia="Arial" w:cs="Arial"/>
                 <w:b/>
-                <w:bCs/>
-                <w:sz w:val="24"/>
-                <w:szCs w:val="24"/>
-              </w:rPr>
-              <w:t>While activities</w:t>
-            </w:r>
-            <w:r>
-              <w:rPr>
-                <w:sz w:val="24"/>
-                <w:szCs w:val="24"/>
-              </w:rPr>
-              <w:br/>
+                <w:sz w:val="24"/>
+              </w:rPr>
+              <w:t xml:space="preserve">While activities: </w:t>
+            </w:r>
+            <w:r>
+              <w:rPr>
+                <w:rFonts w:ascii="Arial" w:hAnsi="Arial" w:eastAsia="Arial" w:cs="Arial"/>
+                <w:b w:val="0"/>
+                <w:sz w:val="24"/>
+              </w:rPr>
               <w:t>Build a Scratch response program that asks a question and uses if/else to give two different responses. Test it with correct and incorrect answers.</w:t>
             </w:r>
-            <w:r>
-              <w:rPr>
-                <w:sz w:val="24"/>
-                <w:szCs w:val="24"/>
-              </w:rPr>
-              <w:br/>
-            </w:r>
-            <w:r>
-              <w:rPr>
-                <w:sz w:val="24"/>
-                <w:szCs w:val="24"/>
-              </w:rPr>
-              <w:br/>
-            </w:r>
-            <w:r>
-              <w:rPr>
+          </w:p>
+          <w:p>
+            <w:pPr>
+              <w:spacing w:before="0" w:after="0" w:line="240" w:lineRule="auto"/>
+            </w:pPr>
+            <w:r>
+              <w:rPr>
+                <w:rFonts w:ascii="Arial" w:hAnsi="Arial" w:eastAsia="Arial" w:cs="Arial"/>
                 <w:b/>
-                <w:bCs/>
-                <w:sz w:val="24"/>
-                <w:szCs w:val="24"/>
-              </w:rPr>
-              <w:t>Post activities</w:t>
-            </w:r>
-            <w:r>
-              <w:rPr>
-                <w:sz w:val="24"/>
-                <w:szCs w:val="24"/>
-              </w:rPr>
-              <w:br/>
+                <w:sz w:val="24"/>
+              </w:rPr>
+              <w:t xml:space="preserve">Post-activities: </w:t>
+            </w:r>
+            <w:r>
+              <w:rPr>
+                <w:rFonts w:ascii="Arial" w:hAnsi="Arial" w:eastAsia="Arial" w:cs="Arial"/>
+                <w:b w:val="0"/>
+                <w:sz w:val="24"/>
+              </w:rPr>
               <w:t>Explain how selection changes the program path. Submit a screenshot of the condition block.</w:t>
             </w:r>
           </w:p>
@@ -776,185 +596,107 @@
           </w:tcPr>
           <w:p>
             <w:pPr>
-              <w:spacing w:line="360" w:lineRule="auto"/>
-              <w:rPr>
-                <w:sz w:val="24"/>
-                <w:szCs w:val="24"/>
-              </w:rPr>
+              <w:spacing w:before="0" w:after="0" w:line="240" w:lineRule="auto"/>
             </w:pPr>
-            <w:r>
-              <w:rPr>
+            <w:r/>
+            <w:r>
+              <w:rPr>
+                <w:rFonts w:ascii="Arial" w:hAnsi="Arial" w:eastAsia="Arial" w:cs="Arial"/>
                 <w:b/>
-                <w:bCs/>
-                <w:sz w:val="24"/>
-                <w:szCs w:val="24"/>
-              </w:rPr>
-              <w:t>Topic:</w:t>
-            </w:r>
-            <w:r>
-              <w:rPr>
+                <w:sz w:val="24"/>
+              </w:rPr>
+              <w:t xml:space="preserve">Topic: </w:t>
+            </w:r>
+            <w:r>
+              <w:rPr>
+                <w:rFonts w:ascii="Arial" w:hAnsi="Arial" w:eastAsia="Arial" w:cs="Arial"/>
+                <w:b w:val="0"/>
+                <w:sz w:val="24"/>
+              </w:rPr>
+              <w:t>Comparison and logic operators</w:t>
+            </w:r>
+          </w:p>
+          <w:p>
+            <w:pPr>
+              <w:spacing w:before="0" w:after="0" w:line="240" w:lineRule="auto"/>
+            </w:pPr>
+            <w:r>
+              <w:rPr>
+                <w:rFonts w:ascii="Arial" w:hAnsi="Arial" w:eastAsia="Arial" w:cs="Arial"/>
                 <w:b/>
-                <w:bCs/>
-                <w:sz w:val="24"/>
-                <w:szCs w:val="24"/>
-              </w:rPr>
-              <w:t xml:space="preserve"> </w:t>
-            </w:r>
-            <w:r>
-              <w:rPr>
-                <w:sz w:val="24"/>
-                <w:szCs w:val="24"/>
-              </w:rPr>
-              <w:t>Comparison and logic operators</w:t>
-            </w:r>
-            <w:r>
-              <w:rPr>
-                <w:sz w:val="24"/>
-                <w:szCs w:val="24"/>
-              </w:rPr>
-              <w:br/>
-            </w:r>
-            <w:r>
-              <w:rPr>
-                <w:sz w:val="24"/>
-                <w:szCs w:val="24"/>
-              </w:rPr>
-              <w:br/>
-            </w:r>
-            <w:r>
-              <w:rPr>
-                <w:sz w:val="24"/>
-                <w:szCs w:val="24"/>
+                <w:sz w:val="24"/>
+              </w:rPr>
+              <w:t xml:space="preserve">Class Objective: </w:t>
+            </w:r>
+            <w:r>
+              <w:rPr>
+                <w:rFonts w:ascii="Arial" w:hAnsi="Arial" w:eastAsia="Arial" w:cs="Arial"/>
+                <w:b w:val="0"/>
+                <w:sz w:val="24"/>
+              </w:rPr>
+              <w:t>Complete a 6-question quiz-style check on comparison and logic operators.</w:t>
+            </w:r>
+          </w:p>
+          <w:p>
+            <w:pPr>
+              <w:spacing w:before="0" w:after="0" w:line="240" w:lineRule="auto"/>
+            </w:pPr>
+            <w:r>
+              <w:rPr>
+                <w:rFonts w:ascii="Arial" w:hAnsi="Arial" w:eastAsia="Arial" w:cs="Arial"/>
                 <w:b/>
-                <w:bCs/>
-              </w:rPr>
-              <w:t>Class Objective:</w:t>
-            </w:r>
-            <w:r>
-              <w:rPr>
-                <w:sz w:val="24"/>
-                <w:szCs w:val="24"/>
-              </w:rPr>
-              <w:br/>
-              <w:t>Complete a 6-question quiz-style check on comparison and logic operators.</w:t>
-            </w:r>
-            <w:r>
-              <w:rPr>
-                <w:sz w:val="24"/>
-                <w:szCs w:val="24"/>
-              </w:rPr>
-              <w:br/>
-              <w:br/>
-            </w:r>
-            <w:r>
-              <w:rPr>
+                <w:sz w:val="24"/>
+              </w:rPr>
+              <w:t xml:space="preserve">Pre-activities: </w:t>
+            </w:r>
+            <w:r>
+              <w:rPr>
+                <w:rFonts w:ascii="Arial" w:hAnsi="Arial" w:eastAsia="Arial" w:cs="Arial"/>
+                <w:b w:val="0"/>
+                <w:sz w:val="24"/>
+              </w:rPr>
+              <w:t>Review Week 5 practice vocabulary (part 2). true: Correct or matching a condition false: Not correct or not matching a condition response: What happens after an input or event</w:t>
+            </w:r>
+          </w:p>
+          <w:p>
+            <w:pPr>
+              <w:spacing w:before="0" w:after="0" w:line="240" w:lineRule="auto"/>
+            </w:pPr>
+            <w:r>
+              <w:rPr>
+                <w:rFonts w:ascii="Arial" w:hAnsi="Arial" w:eastAsia="Arial" w:cs="Arial"/>
                 <w:b/>
-                <w:bCs/>
-                <w:sz w:val="24"/>
-                <w:szCs w:val="24"/>
-              </w:rPr>
-              <w:t>Pre-activities</w:t>
-            </w:r>
-            <w:r>
-              <w:rPr>
+                <w:sz w:val="24"/>
+              </w:rPr>
+              <w:t xml:space="preserve">While activities: </w:t>
+            </w:r>
+            <w:r>
+              <w:rPr>
+                <w:rFonts w:ascii="Arial" w:hAnsi="Arial" w:eastAsia="Arial" w:cs="Arial"/>
+                <w:b w:val="0"/>
+                <w:sz w:val="24"/>
+              </w:rPr>
+              <w:t>Complete a 6-question quiz-style check on comparison and logic operators. Build a short Scratch quiz that uses at least 3 comparison checks. Add feedback for correct and incorrect answers. Test the quiz with a partner and record one bug.</w:t>
+            </w:r>
+          </w:p>
+          <w:p>
+            <w:pPr>
+              <w:spacing w:before="0" w:after="0" w:line="240" w:lineRule="auto"/>
+            </w:pPr>
+            <w:r>
+              <w:rPr>
+                <w:rFonts w:ascii="Arial" w:hAnsi="Arial" w:eastAsia="Arial" w:cs="Arial"/>
                 <w:b/>
-                <w:bCs/>
-                <w:sz w:val="24"/>
-                <w:szCs w:val="24"/>
-              </w:rPr>
-              <w:br/>
-            </w:r>
-            <w:r>
-              <w:rPr>
-                <w:sz w:val="24"/>
-                <w:szCs w:val="24"/>
-              </w:rPr>
-              <w:t>Review Week 5 practice vocabulary (part 2).</w:t>
-            </w:r>
-            <w:r>
-              <w:rPr>
-                <w:sz w:val="24"/>
-                <w:szCs w:val="24"/>
-              </w:rPr>
-              <w:br/>
-              <w:t>true: Correct or matching a condition</w:t>
-            </w:r>
-            <w:r>
-              <w:rPr>
-                <w:sz w:val="24"/>
-                <w:szCs w:val="24"/>
-              </w:rPr>
-              <w:br/>
-              <w:t>false: Not correct or not matching a condition</w:t>
-            </w:r>
-            <w:r>
-              <w:rPr>
-                <w:sz w:val="24"/>
-                <w:szCs w:val="24"/>
-              </w:rPr>
-              <w:br/>
-              <w:t>response: What happens after an input or event</w:t>
-            </w:r>
-            <w:r>
-              <w:rPr>
-                <w:sz w:val="24"/>
-                <w:szCs w:val="24"/>
-              </w:rPr>
-              <w:br/>
-            </w:r>
-            <w:r>
-              <w:rPr>
-                <w:sz w:val="24"/>
-                <w:szCs w:val="24"/>
-              </w:rPr>
-              <w:br/>
-            </w:r>
-            <w:r>
-              <w:rPr>
-                <w:b/>
-                <w:bCs/>
-                <w:sz w:val="24"/>
-                <w:szCs w:val="24"/>
-              </w:rPr>
-              <w:t>While activities</w:t>
-            </w:r>
-            <w:r>
-              <w:rPr>
-                <w:sz w:val="24"/>
-                <w:szCs w:val="24"/>
-              </w:rPr>
-              <w:br/>
-              <w:t>Complete a 6-question quiz-style check on comparison and logic operators. Build a short Scratch quiz that uses at least 3 comparison checks. Add feedback for correct and incorrect answers. Test the quiz with a partner and record one bug.</w:t>
-            </w:r>
-            <w:r>
-              <w:rPr>
-                <w:sz w:val="24"/>
-                <w:szCs w:val="24"/>
-              </w:rPr>
-              <w:br/>
-            </w:r>
-            <w:r>
-              <w:rPr>
-                <w:sz w:val="24"/>
-                <w:szCs w:val="24"/>
-              </w:rPr>
-              <w:br/>
-            </w:r>
-            <w:r>
-              <w:rPr>
-                <w:b/>
-                <w:bCs/>
-                <w:sz w:val="24"/>
-                <w:szCs w:val="24"/>
-              </w:rPr>
-              <w:t>Post activities</w:t>
-            </w:r>
-            <w:r>
-              <w:rPr>
-                <w:sz w:val="24"/>
-                <w:szCs w:val="24"/>
-              </w:rPr>
-              <w:br/>
+                <w:sz w:val="24"/>
+              </w:rPr>
+              <w:t xml:space="preserve">Post-activities: </w:t>
+            </w:r>
+            <w:r>
+              <w:rPr>
+                <w:rFonts w:ascii="Arial" w:hAnsi="Arial" w:eastAsia="Arial" w:cs="Arial"/>
+                <w:b w:val="0"/>
+                <w:sz w:val="24"/>
+              </w:rPr>
               <w:t>Correct one logic error. Write one rule for testing conditions carefully.</w:t>
             </w:r>
           </w:p>
@@ -1150,184 +892,107 @@
           </w:tcPr>
           <w:p>
             <w:pPr>
-              <w:spacing w:line="360" w:lineRule="auto"/>
-              <w:rPr>
-                <w:sz w:val="24"/>
-                <w:szCs w:val="24"/>
-              </w:rPr>
+              <w:spacing w:before="0" w:after="0" w:line="240" w:lineRule="auto"/>
             </w:pPr>
-            <w:r>
-              <w:rPr>
+            <w:r/>
+            <w:r>
+              <w:rPr>
+                <w:rFonts w:ascii="Arial" w:hAnsi="Arial" w:eastAsia="Arial" w:cs="Arial"/>
                 <w:b/>
-                <w:bCs/>
-                <w:sz w:val="24"/>
-                <w:szCs w:val="24"/>
-              </w:rPr>
-              <w:t>Topic:</w:t>
-            </w:r>
-            <w:r>
-              <w:rPr>
-                <w:sz w:val="24"/>
-                <w:szCs w:val="24"/>
-              </w:rPr>
-              <w:t xml:space="preserve"> </w:t>
-            </w:r>
-            <w:r>
-              <w:rPr>
-                <w:sz w:val="24"/>
-                <w:szCs w:val="24"/>
+                <w:sz w:val="24"/>
+              </w:rPr>
+              <w:t xml:space="preserve">Topic: </w:t>
+            </w:r>
+            <w:r>
+              <w:rPr>
+                <w:rFonts w:ascii="Arial" w:hAnsi="Arial" w:eastAsia="Arial" w:cs="Arial"/>
+                <w:b w:val="0"/>
+                <w:sz w:val="24"/>
               </w:rPr>
               <w:t>Count-controlled loops</w:t>
             </w:r>
-            <w:r>
-              <w:rPr>
-                <w:sz w:val="24"/>
-                <w:szCs w:val="24"/>
-              </w:rPr>
-              <w:br/>
-            </w:r>
-            <w:r>
-              <w:rPr>
-                <w:sz w:val="24"/>
-                <w:szCs w:val="24"/>
-              </w:rPr>
-              <w:br/>
-            </w:r>
-            <w:r>
-              <w:rPr>
-                <w:sz w:val="24"/>
-                <w:szCs w:val="24"/>
+          </w:p>
+          <w:p>
+            <w:pPr>
+              <w:spacing w:before="0" w:after="0" w:line="240" w:lineRule="auto"/>
+            </w:pPr>
+            <w:r>
+              <w:rPr>
+                <w:rFonts w:ascii="Arial" w:hAnsi="Arial" w:eastAsia="Arial" w:cs="Arial"/>
                 <w:b/>
-                <w:bCs/>
-              </w:rPr>
-              <w:t>Class Objective:</w:t>
-            </w:r>
-            <w:r>
-              <w:rPr>
-                <w:sz w:val="24"/>
-                <w:szCs w:val="24"/>
-              </w:rPr>
-              <w:br/>
+                <w:sz w:val="24"/>
+              </w:rPr>
+              <w:t xml:space="preserve">Class Objective: </w:t>
+            </w:r>
+            <w:r>
+              <w:rPr>
+                <w:rFonts w:ascii="Arial" w:hAnsi="Arial" w:eastAsia="Arial" w:cs="Arial"/>
+                <w:b w:val="0"/>
+                <w:sz w:val="24"/>
+              </w:rPr>
               <w:t>Test the program and compare the shorter version with the original version.</w:t>
             </w:r>
-            <w:r>
-              <w:rPr>
-                <w:sz w:val="24"/>
-                <w:szCs w:val="24"/>
-              </w:rPr>
-              <w:br/>
-              <w:br/>
-            </w:r>
-            <w:r>
-              <w:rPr>
+          </w:p>
+          <w:p>
+            <w:pPr>
+              <w:spacing w:before="0" w:after="0" w:line="240" w:lineRule="auto"/>
+            </w:pPr>
+            <w:r>
+              <w:rPr>
+                <w:rFonts w:ascii="Arial" w:hAnsi="Arial" w:eastAsia="Arial" w:cs="Arial"/>
                 <w:b/>
-                <w:bCs/>
-                <w:sz w:val="24"/>
-                <w:szCs w:val="24"/>
-              </w:rPr>
-              <w:lastRenderedPageBreak/>
-              <w:t>Pre-activities</w:t>
-            </w:r>
-            <w:r>
-              <w:rPr>
-                <w:sz w:val="24"/>
-                <w:szCs w:val="24"/>
-              </w:rPr>
-              <w:br/>
-              <w:t>Find repeated blocks in a sample script, such as repeated movement, sound, costume, or score-change blocks.</w:t>
-            </w:r>
-            <w:r>
-              <w:rPr>
-                <w:sz w:val="24"/>
-                <w:szCs w:val="24"/>
-              </w:rPr>
-              <w:br/>
-              <w:t>Review Week 6 practice vocabulary (part 1).</w:t>
-            </w:r>
-            <w:r>
-              <w:rPr>
-                <w:sz w:val="24"/>
-                <w:szCs w:val="24"/>
-              </w:rPr>
-              <w:br/>
-              <w:t>loop: Code that repeats</w:t>
-            </w:r>
-            <w:r>
-              <w:rPr>
-                <w:sz w:val="24"/>
-                <w:szCs w:val="24"/>
-              </w:rPr>
-              <w:br/>
-              <w:t>iteration: One repeat of a loop</w:t>
-            </w:r>
-            <w:r>
-              <w:rPr>
-                <w:sz w:val="24"/>
-                <w:szCs w:val="24"/>
-              </w:rPr>
-              <w:br/>
-              <w:t>repeat: To do something again</w:t>
-            </w:r>
-            <w:r>
-              <w:rPr>
-                <w:sz w:val="24"/>
-                <w:szCs w:val="24"/>
-              </w:rPr>
-              <w:br/>
-            </w:r>
-            <w:r>
-              <w:rPr>
-                <w:sz w:val="24"/>
-                <w:szCs w:val="24"/>
-              </w:rPr>
-              <w:br/>
-            </w:r>
-            <w:r>
-              <w:rPr>
+                <w:sz w:val="24"/>
+              </w:rPr>
+              <w:t xml:space="preserve">Pre-activities: </w:t>
+            </w:r>
+            <w:r>
+              <w:rPr>
+                <w:rFonts w:ascii="Arial" w:hAnsi="Arial" w:eastAsia="Arial" w:cs="Arial"/>
+                <w:b w:val="0"/>
+                <w:sz w:val="24"/>
+              </w:rPr>
+              <w:t>Find repeated blocks in a sample script, such as repeated movement, sound, costume, or score-change blocks. Review Week 6 practice vocabulary (part 1). loop: Code that repeats iteration: One repeat of a loop repeat: To do something again</w:t>
+            </w:r>
+          </w:p>
+          <w:p>
+            <w:pPr>
+              <w:spacing w:before="0" w:after="0" w:line="240" w:lineRule="auto"/>
+            </w:pPr>
+            <w:r>
+              <w:rPr>
+                <w:rFonts w:ascii="Arial" w:hAnsi="Arial" w:eastAsia="Arial" w:cs="Arial"/>
                 <w:b/>
-                <w:bCs/>
-                <w:sz w:val="24"/>
-                <w:szCs w:val="24"/>
-              </w:rPr>
-              <w:t>While activities</w:t>
-            </w:r>
-            <w:r>
-              <w:rPr>
-                <w:sz w:val="24"/>
-                <w:szCs w:val="24"/>
-              </w:rPr>
-              <w:br/>
+                <w:sz w:val="24"/>
+              </w:rPr>
+              <w:t xml:space="preserve">While activities: </w:t>
+            </w:r>
+            <w:r>
+              <w:rPr>
+                <w:rFonts w:ascii="Arial" w:hAnsi="Arial" w:eastAsia="Arial" w:cs="Arial"/>
+                <w:b w:val="0"/>
+                <w:sz w:val="24"/>
+              </w:rPr>
               <w:t>Replace repeated Scratch blocks with a repeat loop. Test the program and compare the shorter version with the original version.</w:t>
             </w:r>
-            <w:r>
-              <w:rPr>
-                <w:sz w:val="24"/>
-                <w:szCs w:val="24"/>
-              </w:rPr>
-              <w:br/>
-            </w:r>
-            <w:r>
-              <w:rPr>
-                <w:sz w:val="24"/>
-                <w:szCs w:val="24"/>
-              </w:rPr>
-              <w:br/>
-            </w:r>
-            <w:r>
-              <w:rPr>
+          </w:p>
+          <w:p>
+            <w:pPr>
+              <w:spacing w:before="0" w:after="0" w:line="240" w:lineRule="auto"/>
+            </w:pPr>
+            <w:r>
+              <w:rPr>
+                <w:rFonts w:ascii="Arial" w:hAnsi="Arial" w:eastAsia="Arial" w:cs="Arial"/>
                 <w:b/>
-                <w:bCs/>
-                <w:sz w:val="24"/>
-                <w:szCs w:val="24"/>
-              </w:rPr>
-              <w:t>Post activities</w:t>
-            </w:r>
-            <w:r>
-              <w:rPr>
-                <w:sz w:val="24"/>
-                <w:szCs w:val="24"/>
-              </w:rPr>
-              <w:br/>
+                <w:sz w:val="24"/>
+              </w:rPr>
+              <w:t xml:space="preserve">Post-activities: </w:t>
+            </w:r>
+            <w:r>
+              <w:rPr>
+                <w:rFonts w:ascii="Arial" w:hAnsi="Arial" w:eastAsia="Arial" w:cs="Arial"/>
+                <w:b w:val="0"/>
+                <w:sz w:val="24"/>
+              </w:rPr>
               <w:t>Write one reason loops make programs easier to improve.</w:t>
             </w:r>
           </w:p>
@@ -1344,238 +1009,107 @@
           </w:tcPr>
           <w:p>
             <w:pPr>
-              <w:spacing w:line="360" w:lineRule="auto"/>
-              <w:rPr>
-                <w:sz w:val="24"/>
-                <w:szCs w:val="24"/>
-                <w:highlight w:val="yellow"/>
-              </w:rPr>
+              <w:spacing w:before="0" w:after="0" w:line="240" w:lineRule="auto"/>
             </w:pPr>
-            <w:r>
-              <w:rPr>
+            <w:r/>
+            <w:r>
+              <w:rPr>
+                <w:rFonts w:ascii="Arial" w:hAnsi="Arial" w:eastAsia="Arial" w:cs="Arial"/>
                 <w:b/>
-                <w:bCs/>
-                <w:sz w:val="24"/>
-                <w:szCs w:val="24"/>
-              </w:rPr>
-              <w:lastRenderedPageBreak/>
-              <w:t>Topic:</w:t>
-            </w:r>
-            <w:r>
-              <w:rPr>
-                <w:b/>
-                <w:bCs/>
-                <w:sz w:val="24"/>
-                <w:szCs w:val="24"/>
-              </w:rPr>
-              <w:t xml:space="preserve"> </w:t>
-            </w:r>
-            <w:r>
-              <w:rPr>
-                <w:sz w:val="24"/>
-                <w:szCs w:val="24"/>
+                <w:sz w:val="24"/>
+              </w:rPr>
+              <w:t xml:space="preserve">Topic: </w:t>
+            </w:r>
+            <w:r>
+              <w:rPr>
+                <w:rFonts w:ascii="Arial" w:hAnsi="Arial" w:eastAsia="Arial" w:cs="Arial"/>
+                <w:b w:val="0"/>
+                <w:sz w:val="24"/>
               </w:rPr>
               <w:t>Loops and variables together</w:t>
-            </w:r>
-            <w:r>
-              <w:rPr>
-                <w:sz w:val="24"/>
-                <w:szCs w:val="24"/>
-              </w:rPr>
-              <w:br/>
-            </w:r>
-            <w:r>
-              <w:rPr>
-                <w:sz w:val="24"/>
-                <w:szCs w:val="24"/>
-              </w:rPr>
-              <w:br/>
-            </w:r>
-            <w:r>
-              <w:rPr>
-                <w:sz w:val="24"/>
-                <w:szCs w:val="24"/>
-                <w:b/>
-                <w:bCs/>
-              </w:rPr>
-              <w:t>Class Objective:</w:t>
-            </w:r>
-            <w:r>
-              <w:rPr>
-                <w:sz w:val="24"/>
-                <w:szCs w:val="24"/>
-              </w:rPr>
-              <w:br/>
-              <w:t>Complete a peer feedback checklist about respectful comments, specific suggestions, participation, and response to feedback.</w:t>
-            </w:r>
-            <w:r>
-              <w:rPr>
-                <w:sz w:val="24"/>
-                <w:szCs w:val="24"/>
-              </w:rPr>
-              <w:br/>
-              <w:br/>
-            </w:r>
-            <w:r>
-              <w:rPr>
-                <w:b/>
-                <w:bCs/>
-                <w:sz w:val="24"/>
-                <w:szCs w:val="24"/>
-              </w:rPr>
-              <w:lastRenderedPageBreak/>
-              <w:t>Pre-activities</w:t>
-            </w:r>
-            <w:r>
-              <w:rPr>
-                <w:sz w:val="24"/>
-                <w:szCs w:val="24"/>
-              </w:rPr>
-              <w:br/>
-              <w:t>Predict the output of a countdown script.</w:t>
-            </w:r>
-            <w:r>
-              <w:rPr>
-                <w:sz w:val="24"/>
-                <w:szCs w:val="24"/>
-              </w:rPr>
-              <w:br/>
-              <w:t>Review Week 6 practice vocabulary (part 2).</w:t>
-            </w:r>
-            <w:r>
-              <w:rPr>
-                <w:sz w:val="24"/>
-                <w:szCs w:val="24"/>
-              </w:rPr>
-              <w:br/>
-              <w:t>countdown: Counting backward to a final number</w:t>
-            </w:r>
-            <w:r>
-              <w:rPr>
-                <w:sz w:val="24"/>
-                <w:szCs w:val="24"/>
-              </w:rPr>
-              <w:br/>
-              <w:t>rhythm: A repeated beat or timing pattern</w:t>
-            </w:r>
-            <w:r>
-              <w:rPr>
-                <w:sz w:val="24"/>
-                <w:szCs w:val="24"/>
-              </w:rPr>
-              <w:br/>
-              <w:t>debug: To find and fix a problem in code</w:t>
-            </w:r>
-            <w:r>
-              <w:rPr>
-                <w:sz w:val="24"/>
-                <w:szCs w:val="24"/>
-              </w:rPr>
-              <w:br/>
-            </w:r>
-            <w:r>
-              <w:rPr>
-                <w:sz w:val="24"/>
-                <w:szCs w:val="24"/>
-              </w:rPr>
-              <w:br/>
-            </w:r>
-            <w:r>
-              <w:rPr>
-                <w:b/>
-                <w:bCs/>
-                <w:sz w:val="24"/>
-                <w:szCs w:val="24"/>
-              </w:rPr>
-              <w:t>While activities</w:t>
-            </w:r>
-            <w:r>
-              <w:rPr>
-                <w:sz w:val="24"/>
-                <w:szCs w:val="24"/>
-              </w:rPr>
-              <w:br/>
-            </w:r>
-            <w:r>
-              <w:rPr>
-                <w:sz w:val="24"/>
-                <w:szCs w:val="24"/>
-                <w:highlight w:val="yellow"/>
-              </w:rPr>
-              <w:t xml:space="preserve">Complete Appreciation Grade #1: </w:t>
             </w:r>
           </w:p>
           <w:p>
             <w:pPr>
-              <w:spacing w:line="360" w:lineRule="auto"/>
-              <w:rPr>
-                <w:sz w:val="24"/>
-                <w:szCs w:val="24"/>
-                <w:highlight w:val="yellow"/>
-              </w:rPr>
+              <w:spacing w:before="0" w:after="0" w:line="240" w:lineRule="auto"/>
             </w:pPr>
             <w:r>
               <w:rPr>
-                <w:sz w:val="24"/>
-                <w:szCs w:val="24"/>
-                <w:highlight w:val="yellow"/>
-              </w:rPr>
-              <w:t>C</w:t>
-            </w:r>
-            <w:r>
-              <w:rPr>
-                <w:sz w:val="24"/>
-                <w:szCs w:val="24"/>
-                <w:highlight w:val="yellow"/>
-              </w:rPr>
-              <w:t>reate a countdown or rhythm-timing program that uses a loop and a variable, test the timing, and adjust one value to improve the result.</w:t>
+                <w:rFonts w:ascii="Arial" w:hAnsi="Arial" w:eastAsia="Arial" w:cs="Arial"/>
+                <w:b/>
+                <w:sz w:val="24"/>
+              </w:rPr>
+              <w:t xml:space="preserve">Class Objective: </w:t>
+            </w:r>
+            <w:r>
+              <w:rPr>
+                <w:rFonts w:ascii="Arial" w:hAnsi="Arial" w:eastAsia="Arial" w:cs="Arial"/>
+                <w:b w:val="0"/>
+                <w:sz w:val="24"/>
+              </w:rPr>
+              <w:t>Complete a peer feedback checklist about respectful comments, specific suggestions, participation, and response to feedback.</w:t>
             </w:r>
           </w:p>
           <w:p>
             <w:pPr>
-              <w:spacing w:line="360" w:lineRule="auto"/>
-              <w:rPr>
-                <w:sz w:val="24"/>
-                <w:szCs w:val="24"/>
-              </w:rPr>
+              <w:spacing w:before="0" w:after="0" w:line="240" w:lineRule="auto"/>
             </w:pPr>
             <w:r>
               <w:rPr>
-                <w:sz w:val="24"/>
-                <w:szCs w:val="24"/>
-                <w:highlight w:val="yellow"/>
-              </w:rPr>
-              <w:t xml:space="preserve">Then evaluate a classmate's program using constructive criticism questions that record code evidence, one specific strength, one helpful suggestion, a constructive question, and the classmate's response or change. </w:t>
-            </w:r>
-            <w:r>
-              <w:rPr>
-                <w:sz w:val="24"/>
-                <w:szCs w:val="24"/>
-              </w:rPr>
-              <w:br/>
-            </w:r>
-            <w:r>
-              <w:rPr>
-                <w:sz w:val="24"/>
-                <w:szCs w:val="24"/>
-              </w:rPr>
-              <w:br/>
-            </w:r>
-            <w:r>
-              <w:rPr>
+                <w:rFonts w:ascii="Arial" w:hAnsi="Arial" w:eastAsia="Arial" w:cs="Arial"/>
                 <w:b/>
-                <w:bCs/>
-                <w:sz w:val="24"/>
-                <w:szCs w:val="24"/>
-              </w:rPr>
-              <w:t>Post activities</w:t>
-            </w:r>
-            <w:r>
-              <w:rPr>
-                <w:sz w:val="24"/>
-                <w:szCs w:val="24"/>
-              </w:rPr>
-              <w:br/>
+                <w:sz w:val="24"/>
+              </w:rPr>
+              <w:t xml:space="preserve">Pre-activities: </w:t>
+            </w:r>
+            <w:r>
+              <w:rPr>
+                <w:rFonts w:ascii="Arial" w:hAnsi="Arial" w:eastAsia="Arial" w:cs="Arial"/>
+                <w:b w:val="0"/>
+                <w:sz w:val="24"/>
+              </w:rPr>
+              <w:t>Predict the output of a countdown script. Review Week 6 practice vocabulary (part 2). countdown: Counting backward to a final number rhythm: A repeated beat or timing pattern debug: To find and fix a problem in code</w:t>
+            </w:r>
+          </w:p>
+          <w:p>
+            <w:pPr>
+              <w:spacing w:before="0" w:after="0" w:line="240" w:lineRule="auto"/>
+            </w:pPr>
+            <w:r>
+              <w:rPr>
+                <w:rFonts w:ascii="Arial" w:hAnsi="Arial" w:eastAsia="Arial" w:cs="Arial"/>
+                <w:b/>
+                <w:sz w:val="24"/>
+              </w:rPr>
+              <w:t xml:space="preserve">While activities: </w:t>
+            </w:r>
+            <w:r>
+              <w:rPr>
+                <w:rFonts w:ascii="Arial" w:hAnsi="Arial" w:eastAsia="Arial" w:cs="Arial"/>
+                <w:b w:val="0"/>
+                <w:sz w:val="24"/>
+              </w:rPr>
+              <w:t>Complete Appreciation Grade #1: Complete a peer feedback checklist about respectful comments, specific suggestions, participation, and response to feedback. Then create a countdown or rhythm-timing program that uses a loop and a variable, test the timing, and adjust one value to improve the result.</w:t>
+            </w:r>
+          </w:p>
+          <w:p>
+            <w:pPr>
+              <w:spacing w:before="0" w:after="0" w:line="240" w:lineRule="auto"/>
+            </w:pPr>
+            <w:r>
+              <w:rPr>
+                <w:rFonts w:ascii="Arial" w:hAnsi="Arial" w:eastAsia="Arial" w:cs="Arial"/>
+                <w:b/>
+                <w:sz w:val="24"/>
+              </w:rPr>
+              <w:t xml:space="preserve">Post-activities: </w:t>
+            </w:r>
+            <w:r>
+              <w:rPr>
+                <w:rFonts w:ascii="Arial" w:hAnsi="Arial" w:eastAsia="Arial" w:cs="Arial"/>
+                <w:b w:val="0"/>
+                <w:sz w:val="24"/>
+              </w:rPr>
               <w:t>Save the program. Explain how the loop and variable work together.</w:t>
             </w:r>
           </w:p>
@@ -1719,190 +1253,108 @@
           </w:tcPr>
           <w:p>
             <w:pPr>
-              <w:spacing w:line="360" w:lineRule="auto"/>
-              <w:rPr>
-                <w:sz w:val="24"/>
-                <w:szCs w:val="24"/>
-              </w:rPr>
+              <w:spacing w:before="0" w:after="0" w:line="240" w:lineRule="auto"/>
             </w:pPr>
-            <w:r>
-              <w:rPr>
+            <w:r/>
+            <w:r>
+              <w:rPr>
+                <w:rFonts w:ascii="Arial" w:hAnsi="Arial" w:eastAsia="Arial" w:cs="Arial"/>
                 <w:b/>
-                <w:bCs/>
-                <w:sz w:val="24"/>
-                <w:szCs w:val="24"/>
-              </w:rPr>
-              <w:t>Topic</w:t>
-            </w:r>
-            <w:r>
-              <w:rPr>
-                <w:sz w:val="24"/>
-                <w:szCs w:val="24"/>
-              </w:rPr>
-              <w:t>:</w:t>
-            </w:r>
-            <w:r>
-              <w:rPr>
-                <w:sz w:val="24"/>
-                <w:szCs w:val="24"/>
-              </w:rPr>
-              <w:t xml:space="preserve"> </w:t>
-            </w:r>
-            <w:r>
-              <w:rPr>
-                <w:sz w:val="24"/>
-                <w:szCs w:val="24"/>
-              </w:rPr>
-              <w:t>Debugging strategies</w:t>
-            </w:r>
-            <w:r>
-              <w:rPr>
-                <w:sz w:val="24"/>
-                <w:szCs w:val="24"/>
-              </w:rPr>
-              <w:br/>
-            </w:r>
-            <w:r>
-              <w:rPr>
-                <w:sz w:val="24"/>
-                <w:szCs w:val="24"/>
-              </w:rPr>
-              <w:br/>
-            </w:r>
-            <w:r>
-              <w:rPr>
-                <w:sz w:val="24"/>
-                <w:szCs w:val="24"/>
+                <w:sz w:val="24"/>
+              </w:rPr>
+              <w:t xml:space="preserve">Topic: </w:t>
+            </w:r>
+            <w:r>
+              <w:rPr>
+                <w:rFonts w:ascii="Arial" w:hAnsi="Arial" w:eastAsia="Arial" w:cs="Arial"/>
+                <w:b w:val="0"/>
+                <w:sz w:val="24"/>
+              </w:rPr>
+              <w:t>Trace events, broadcasts, and variables</w:t>
+            </w:r>
+          </w:p>
+          <w:p>
+            <w:pPr>
+              <w:spacing w:before="0" w:after="0" w:line="240" w:lineRule="auto"/>
+            </w:pPr>
+            <w:r>
+              <w:rPr>
+                <w:rFonts w:ascii="Arial" w:hAnsi="Arial" w:eastAsia="Arial" w:cs="Arial"/>
                 <w:b/>
-                <w:bCs/>
-              </w:rPr>
-              <w:t>Class Objective:</w:t>
-            </w:r>
-            <w:r>
-              <w:rPr>
-                <w:sz w:val="24"/>
-                <w:szCs w:val="24"/>
-              </w:rPr>
-              <w:br/>
-              <w:t>Practice debugging a Scratch starter program by identifying likely errors and planning fixes.</w:t>
-            </w:r>
-            <w:r>
-              <w:rPr>
-                <w:sz w:val="24"/>
-                <w:szCs w:val="24"/>
-              </w:rPr>
-              <w:br/>
-              <w:br/>
-            </w:r>
-            <w:r>
-              <w:rPr>
+                <w:sz w:val="24"/>
+              </w:rPr>
+              <w:t xml:space="preserve">Class Objective: </w:t>
+            </w:r>
+            <w:r>
+              <w:rPr>
+                <w:rFonts w:ascii="Arial" w:hAnsi="Arial" w:eastAsia="Arial" w:cs="Arial"/>
+                <w:b w:val="0"/>
+                <w:sz w:val="24"/>
+              </w:rPr>
+              <w:t>Trace a teacher-provided Scratch script and explain how one event or broadcast changes a variable and produces a visible response.</w:t>
+            </w:r>
+          </w:p>
+          <w:p>
+            <w:pPr>
+              <w:spacing w:before="0" w:after="0" w:line="240" w:lineRule="auto"/>
+            </w:pPr>
+            <w:r>
+              <w:rPr>
+                <w:rFonts w:ascii="Arial" w:hAnsi="Arial" w:eastAsia="Arial" w:cs="Arial"/>
                 <w:b/>
-                <w:bCs/>
-                <w:sz w:val="24"/>
-                <w:szCs w:val="24"/>
-              </w:rPr>
-              <w:t>Pre-activities</w:t>
-            </w:r>
-            <w:r>
-              <w:rPr>
-                <w:sz w:val="24"/>
-                <w:szCs w:val="24"/>
-              </w:rPr>
-              <w:br/>
-              <w:t>Review Week 7 practice vocabulary (part 1).</w:t>
-            </w:r>
-            <w:r>
-              <w:rPr>
-                <w:sz w:val="24"/>
-                <w:szCs w:val="24"/>
-              </w:rPr>
-              <w:br/>
-              <w:t>debug: To find and fix a problem in code</w:t>
-            </w:r>
-            <w:r>
-              <w:rPr>
-                <w:sz w:val="24"/>
-                <w:szCs w:val="24"/>
-              </w:rPr>
-              <w:br/>
-              <w:t>trace: To follow code step by step</w:t>
-            </w:r>
-            <w:r>
-              <w:rPr>
-                <w:sz w:val="24"/>
-                <w:szCs w:val="24"/>
-              </w:rPr>
-              <w:br/>
-            </w:r>
-            <w:r>
-              <w:rPr>
-                <w:sz w:val="24"/>
-                <w:szCs w:val="24"/>
-              </w:rPr>
-              <w:lastRenderedPageBreak/>
-              <w:t>bug: A mistake in a program</w:t>
-            </w:r>
-            <w:r>
-              <w:rPr>
-                <w:sz w:val="24"/>
-                <w:szCs w:val="24"/>
-              </w:rPr>
-              <w:br/>
-            </w:r>
-            <w:r>
-              <w:rPr>
-                <w:sz w:val="24"/>
-                <w:szCs w:val="24"/>
-              </w:rPr>
-              <w:br/>
-            </w:r>
-            <w:r>
-              <w:rPr>
+                <w:sz w:val="24"/>
+              </w:rPr>
+              <w:t xml:space="preserve">Pre-activities: </w:t>
+            </w:r>
+            <w:r>
+              <w:rPr>
+                <w:rFonts w:ascii="Arial" w:hAnsi="Arial" w:eastAsia="Arial" w:cs="Arial"/>
+                <w:b w:val="0"/>
+                <w:sz w:val="24"/>
+              </w:rPr>
+              <w:t>Review Week 7 practice vocabulary (part 1). trace: To follow code step by step event: Something that starts a script broadcast: A message that starts another script</w:t>
+            </w:r>
+          </w:p>
+          <w:p>
+            <w:pPr>
+              <w:spacing w:before="0" w:after="0" w:line="240" w:lineRule="auto"/>
+            </w:pPr>
+            <w:r>
+              <w:rPr>
+                <w:rFonts w:ascii="Arial" w:hAnsi="Arial" w:eastAsia="Arial" w:cs="Arial"/>
                 <w:b/>
-                <w:bCs/>
-                <w:sz w:val="24"/>
-                <w:szCs w:val="24"/>
-              </w:rPr>
-              <w:t>While activities</w:t>
-            </w:r>
-            <w:r>
-              <w:rPr>
-                <w:sz w:val="24"/>
-                <w:szCs w:val="24"/>
-              </w:rPr>
-              <w:br/>
-              <w:t>Practice debugging a Scratch starter program by identifying likely errors and planning fixes. Compare possible fixes with a partner before the graded debugging check.</w:t>
-            </w:r>
-            <w:r>
-              <w:rPr>
-                <w:sz w:val="24"/>
-                <w:szCs w:val="24"/>
-              </w:rPr>
-              <w:br/>
-            </w:r>
-            <w:r>
-              <w:rPr>
-                <w:sz w:val="24"/>
-                <w:szCs w:val="24"/>
-              </w:rPr>
-              <w:br/>
-            </w:r>
-            <w:r>
-              <w:rPr>
+                <w:sz w:val="24"/>
+              </w:rPr>
+              <w:t xml:space="preserve">While activities: </w:t>
+            </w:r>
+            <w:r>
+              <w:rPr>
+                <w:rFonts w:ascii="Arial" w:hAnsi="Arial" w:eastAsia="Arial" w:cs="Arial"/>
+                <w:b w:val="0"/>
+                <w:sz w:val="24"/>
+              </w:rPr>
+              <w:t>Follow the green-flag, target-generation, key-input, hit, and miss paths in short sample scripts. Mark the event, condition, variable change, and visible output in each path.</w:t>
+            </w:r>
+          </w:p>
+          <w:p>
+            <w:pPr>
+              <w:spacing w:before="0" w:after="0" w:line="240" w:lineRule="auto"/>
+            </w:pPr>
+            <w:r>
+              <w:rPr>
+                <w:rFonts w:ascii="Arial" w:hAnsi="Arial" w:eastAsia="Arial" w:cs="Arial"/>
                 <w:b/>
-                <w:bCs/>
-                <w:sz w:val="24"/>
-                <w:szCs w:val="24"/>
-              </w:rPr>
-              <w:t>Post activities</w:t>
-            </w:r>
-            <w:r>
-              <w:rPr>
-                <w:sz w:val="24"/>
-                <w:szCs w:val="24"/>
-              </w:rPr>
-              <w:br/>
-              <w:t>Add one debugging tip to your notebook. List one error type to watch for in the long class.</w:t>
+                <w:sz w:val="24"/>
+              </w:rPr>
+              <w:t xml:space="preserve">Post-activities: </w:t>
+            </w:r>
+            <w:r>
+              <w:rPr>
+                <w:rFonts w:ascii="Arial" w:hAnsi="Arial" w:eastAsia="Arial" w:cs="Arial"/>
+                <w:b w:val="0"/>
+                <w:sz w:val="24"/>
+              </w:rPr>
+              <w:t>Draw one event-to-output flow and explain it to a partner.</w:t>
             </w:r>
           </w:p>
         </w:tc>
@@ -1918,192 +1370,108 @@
           </w:tcPr>
           <w:p>
             <w:pPr>
-              <w:spacing w:line="360" w:lineRule="auto"/>
-              <w:rPr>
-                <w:sz w:val="24"/>
-                <w:szCs w:val="24"/>
-              </w:rPr>
+              <w:spacing w:before="0" w:after="0" w:line="240" w:lineRule="auto"/>
             </w:pPr>
-            <w:r>
-              <w:rPr>
+            <w:r/>
+            <w:r>
+              <w:rPr>
+                <w:rFonts w:ascii="Arial" w:hAnsi="Arial" w:eastAsia="Arial" w:cs="Arial"/>
                 <w:b/>
-                <w:bCs/>
-                <w:sz w:val="24"/>
-                <w:szCs w:val="24"/>
-              </w:rPr>
-              <w:lastRenderedPageBreak/>
-              <w:t>Topic</w:t>
-            </w:r>
-            <w:r>
-              <w:rPr>
-                <w:sz w:val="24"/>
-                <w:szCs w:val="24"/>
-              </w:rPr>
-              <w:t>:</w:t>
-            </w:r>
-            <w:r>
-              <w:rPr>
-                <w:sz w:val="24"/>
-                <w:szCs w:val="24"/>
-              </w:rPr>
-              <w:t xml:space="preserve"> </w:t>
-            </w:r>
-            <w:r>
-              <w:rPr>
-                <w:sz w:val="24"/>
-                <w:szCs w:val="24"/>
-              </w:rPr>
-              <w:t>Independent problem solving with Scratch</w:t>
-            </w:r>
-            <w:r>
-              <w:rPr>
-                <w:sz w:val="24"/>
-                <w:szCs w:val="24"/>
-              </w:rPr>
-              <w:br/>
-            </w:r>
-            <w:r>
-              <w:rPr>
-                <w:sz w:val="24"/>
-                <w:szCs w:val="24"/>
-              </w:rPr>
-              <w:br/>
-            </w:r>
-            <w:r>
-              <w:rPr>
-                <w:sz w:val="24"/>
-                <w:szCs w:val="24"/>
+                <w:sz w:val="24"/>
+              </w:rPr>
+              <w:t xml:space="preserve">Topic: </w:t>
+            </w:r>
+            <w:r>
+              <w:rPr>
+                <w:rFonts w:ascii="Arial" w:hAnsi="Arial" w:eastAsia="Arial" w:cs="Arial"/>
+                <w:b w:val="0"/>
+                <w:sz w:val="24"/>
+              </w:rPr>
+              <w:t>Guided rhythm-game code analysis</w:t>
+            </w:r>
+          </w:p>
+          <w:p>
+            <w:pPr>
+              <w:spacing w:before="0" w:after="0" w:line="240" w:lineRule="auto"/>
+            </w:pPr>
+            <w:r>
+              <w:rPr>
+                <w:rFonts w:ascii="Arial" w:hAnsi="Arial" w:eastAsia="Arial" w:cs="Arial"/>
                 <w:b/>
-                <w:bCs/>
-              </w:rPr>
-              <w:t>Class Objective:</w:t>
-            </w:r>
-            <w:r>
-              <w:rPr>
-                <w:sz w:val="24"/>
-                <w:szCs w:val="24"/>
-              </w:rPr>
-              <w:br/>
-              <w:t>Debug a Scratch starter program by identifying 3 errors, fixing at least 2 errors, and submitting a short debugging note that names the problem, fix, and result.</w:t>
-            </w:r>
-            <w:r>
-              <w:rPr>
-                <w:sz w:val="24"/>
-                <w:szCs w:val="24"/>
-              </w:rPr>
-              <w:br/>
-              <w:br/>
-            </w:r>
-            <w:r>
-              <w:rPr>
+                <w:sz w:val="24"/>
+              </w:rPr>
+              <w:t xml:space="preserve">Class Objective: </w:t>
+            </w:r>
+            <w:r>
+              <w:rPr>
+                <w:rFonts w:ascii="Arial" w:hAnsi="Arial" w:eastAsia="Arial" w:cs="Arial"/>
+                <w:b w:val="0"/>
+                <w:sz w:val="24"/>
+              </w:rPr>
+              <w:t>Analyze the teacher-provided D/F/J/K rhythm game and complete a shared code map of its main parts.</w:t>
+            </w:r>
+          </w:p>
+          <w:p>
+            <w:pPr>
+              <w:spacing w:before="0" w:after="0" w:line="240" w:lineRule="auto"/>
+            </w:pPr>
+            <w:r>
+              <w:rPr>
+                <w:rFonts w:ascii="Arial" w:hAnsi="Arial" w:eastAsia="Arial" w:cs="Arial"/>
                 <w:b/>
-                <w:bCs/>
-                <w:sz w:val="24"/>
-                <w:szCs w:val="24"/>
-              </w:rPr>
-              <w:t>Pre-activities</w:t>
-            </w:r>
-            <w:r>
-              <w:rPr>
-                <w:sz w:val="24"/>
-                <w:szCs w:val="24"/>
-              </w:rPr>
-              <w:br/>
-              <w:t>Review Week 7 practice vocabulary (part 2).</w:t>
-            </w:r>
-            <w:r>
-              <w:rPr>
-                <w:sz w:val="24"/>
-                <w:szCs w:val="24"/>
-              </w:rPr>
-              <w:br/>
-              <w:t>driver: The partner controlling the computer during pair work</w:t>
-            </w:r>
-            <w:r>
-              <w:rPr>
-                <w:sz w:val="24"/>
-                <w:szCs w:val="24"/>
-              </w:rPr>
-              <w:br/>
-              <w:t xml:space="preserve">navigator: The partner who guides and checks the work during pair </w:t>
-            </w:r>
-            <w:r>
-              <w:rPr>
-                <w:sz w:val="24"/>
-                <w:szCs w:val="24"/>
-              </w:rPr>
-              <w:lastRenderedPageBreak/>
-              <w:t>work</w:t>
-            </w:r>
-            <w:r>
-              <w:rPr>
-                <w:sz w:val="24"/>
-                <w:szCs w:val="24"/>
-              </w:rPr>
-              <w:br/>
-              <w:t>feedback: Helpful comments about how to improve Choose the concept you need to strengthen.</w:t>
-            </w:r>
-            <w:r>
-              <w:rPr>
-                <w:sz w:val="24"/>
-                <w:szCs w:val="24"/>
-              </w:rPr>
-              <w:br/>
-            </w:r>
-            <w:r>
-              <w:rPr>
-                <w:sz w:val="24"/>
-                <w:szCs w:val="24"/>
-              </w:rPr>
-              <w:br/>
-            </w:r>
-            <w:r>
-              <w:rPr>
+                <w:sz w:val="24"/>
+              </w:rPr>
+              <w:t xml:space="preserve">Pre-activities: </w:t>
+            </w:r>
+            <w:r>
+              <w:rPr>
+                <w:rFonts w:ascii="Arial" w:hAnsi="Arial" w:eastAsia="Arial" w:cs="Arial"/>
+                <w:b w:val="0"/>
+                <w:sz w:val="24"/>
+              </w:rPr>
+              <w:t>Review Week 7 practice vocabulary (part 2). driver: The partner controlling the computer during pair work navigator: The partner who guides and checks the work during pair work feedback: Helpful comments about how to improve</w:t>
+            </w:r>
+          </w:p>
+          <w:p>
+            <w:pPr>
+              <w:spacing w:before="0" w:after="0" w:line="240" w:lineRule="auto"/>
+            </w:pPr>
+            <w:r>
+              <w:rPr>
+                <w:rFonts w:ascii="Arial" w:hAnsi="Arial" w:eastAsia="Arial" w:cs="Arial"/>
                 <w:b/>
-                <w:bCs/>
-                <w:sz w:val="24"/>
-                <w:szCs w:val="24"/>
-              </w:rPr>
-              <w:t>While activities</w:t>
-            </w:r>
-            <w:r>
-              <w:rPr>
-                <w:sz w:val="24"/>
-                <w:szCs w:val="24"/>
-              </w:rPr>
-              <w:br/>
-              <w:t>Complete Daily Grade #5: Debug a Scratch starter program by identifying 3 errors, fixing at least 2 errors, and submitting a short debugging note that names the problem, fix, and result. Then build a small “Moves Like Jim” practice feature with one costume change, one input, and one repeated movement or sound.</w:t>
-            </w:r>
-            <w:r>
-              <w:rPr>
-                <w:sz w:val="24"/>
-                <w:szCs w:val="24"/>
-              </w:rPr>
-              <w:br/>
-            </w:r>
-            <w:r>
-              <w:rPr>
-                <w:sz w:val="24"/>
-                <w:szCs w:val="24"/>
-              </w:rPr>
-              <w:br/>
-            </w:r>
-            <w:r>
-              <w:rPr>
+                <w:sz w:val="24"/>
+              </w:rPr>
+              <w:t xml:space="preserve">While activities: </w:t>
+            </w:r>
+            <w:r>
+              <w:rPr>
+                <w:rFonts w:ascii="Arial" w:hAnsi="Arial" w:eastAsia="Arial" w:cs="Arial"/>
+                <w:b w:val="0"/>
+                <w:sz w:val="24"/>
+              </w:rPr>
+              <w:t>In assigned pairs, inspect the teacher-provided project and identify the stage/game loop, four key sprites, target sprites, Create Target and missed broadcasts, score/time/tempo variables, collision checks, feedback, and music loop. Complete Appreciation Grade #2: pair-programming responsibility self-reflection about role use, communication, organization, and response to feedback.</w:t>
+            </w:r>
+          </w:p>
+          <w:p>
+            <w:pPr>
+              <w:spacing w:before="0" w:after="0" w:line="240" w:lineRule="auto"/>
+            </w:pPr>
+            <w:r>
+              <w:rPr>
+                <w:rFonts w:ascii="Arial" w:hAnsi="Arial" w:eastAsia="Arial" w:cs="Arial"/>
                 <w:b/>
-                <w:bCs/>
-                <w:sz w:val="24"/>
-                <w:szCs w:val="24"/>
-              </w:rPr>
-              <w:t>Post activities</w:t>
-            </w:r>
-            <w:r>
-              <w:rPr>
-                <w:sz w:val="24"/>
-                <w:szCs w:val="24"/>
-              </w:rPr>
-              <w:br/>
-              <w:t>Save the practice feature. Submit the debugging note and write one goal for the upcoming dance game project.</w:t>
+                <w:sz w:val="24"/>
+              </w:rPr>
+              <w:t xml:space="preserve">Post-activities: </w:t>
+            </w:r>
+            <w:r>
+              <w:rPr>
+                <w:rFonts w:ascii="Arial" w:hAnsi="Arial" w:eastAsia="Arial" w:cs="Arial"/>
+                <w:b w:val="0"/>
+                <w:sz w:val="24"/>
+              </w:rPr>
+              <w:t>Submit the shared code map and individual self-reflection. Record the component assigned for the presentation.</w:t>
             </w:r>
           </w:p>
         </w:tc>
@@ -2246,192 +1614,108 @@
           </w:tcPr>
           <w:p>
             <w:pPr>
-              <w:spacing w:line="360" w:lineRule="auto"/>
-              <w:rPr>
-                <w:sz w:val="24"/>
-                <w:szCs w:val="24"/>
-              </w:rPr>
+              <w:spacing w:before="0" w:after="0" w:line="240" w:lineRule="auto"/>
             </w:pPr>
-            <w:r>
-              <w:rPr>
+            <w:r/>
+            <w:r>
+              <w:rPr>
+                <w:rFonts w:ascii="Arial" w:hAnsi="Arial" w:eastAsia="Arial" w:cs="Arial"/>
                 <w:b/>
-                <w:bCs/>
-                <w:sz w:val="24"/>
-                <w:szCs w:val="24"/>
-              </w:rPr>
-              <w:t>Topic</w:t>
-            </w:r>
-            <w:r>
-              <w:rPr>
-                <w:sz w:val="24"/>
-                <w:szCs w:val="24"/>
-              </w:rPr>
-              <w:t>:</w:t>
-            </w:r>
-            <w:r>
-              <w:rPr>
-                <w:sz w:val="24"/>
-                <w:szCs w:val="24"/>
-              </w:rPr>
-              <w:t xml:space="preserve"> </w:t>
-            </w:r>
-            <w:r>
-              <w:rPr>
-                <w:sz w:val="24"/>
-                <w:szCs w:val="24"/>
-              </w:rPr>
-              <w:t>Scratch concept review</w:t>
-            </w:r>
-            <w:r>
-              <w:rPr>
-                <w:sz w:val="24"/>
-                <w:szCs w:val="24"/>
-              </w:rPr>
-              <w:br/>
-            </w:r>
-            <w:r>
-              <w:rPr>
-                <w:sz w:val="24"/>
-                <w:szCs w:val="24"/>
-              </w:rPr>
-              <w:br/>
-            </w:r>
-            <w:r>
-              <w:rPr>
-                <w:sz w:val="24"/>
-                <w:szCs w:val="24"/>
+                <w:sz w:val="24"/>
+              </w:rPr>
+              <w:t xml:space="preserve">Topic: </w:t>
+            </w:r>
+            <w:r>
+              <w:rPr>
+                <w:rFonts w:ascii="Arial" w:hAnsi="Arial" w:eastAsia="Arial" w:cs="Arial"/>
+                <w:b w:val="0"/>
+                <w:sz w:val="24"/>
+              </w:rPr>
+              <w:t>Code-walkthrough rehearsal</w:t>
+            </w:r>
+          </w:p>
+          <w:p>
+            <w:pPr>
+              <w:spacing w:before="0" w:after="0" w:line="240" w:lineRule="auto"/>
+            </w:pPr>
+            <w:r>
+              <w:rPr>
+                <w:rFonts w:ascii="Arial" w:hAnsi="Arial" w:eastAsia="Arial" w:cs="Arial"/>
                 <w:b/>
-                <w:bCs/>
-              </w:rPr>
-              <w:t>Class Objective:</w:t>
-            </w:r>
-            <w:r>
-              <w:rPr>
-                <w:sz w:val="24"/>
-                <w:szCs w:val="24"/>
-              </w:rPr>
-              <w:br/>
-              <w:t>Complete a short practice task that adds one input, one condition, and one variable to a Scratch starter file.</w:t>
-            </w:r>
-            <w:r>
-              <w:rPr>
-                <w:sz w:val="24"/>
-                <w:szCs w:val="24"/>
-              </w:rPr>
-              <w:br/>
-              <w:br/>
-            </w:r>
-            <w:r>
-              <w:rPr>
+                <w:sz w:val="24"/>
+              </w:rPr>
+              <w:t xml:space="preserve">Class Objective: </w:t>
+            </w:r>
+            <w:r>
+              <w:rPr>
+                <w:rFonts w:ascii="Arial" w:hAnsi="Arial" w:eastAsia="Arial" w:cs="Arial"/>
+                <w:b w:val="0"/>
+                <w:sz w:val="24"/>
+              </w:rPr>
+              <w:t>Prepare and rehearse a 2-minute explanation of an assigned rhythm-game component using the live project and a simple code map.</w:t>
+            </w:r>
+          </w:p>
+          <w:p>
+            <w:pPr>
+              <w:spacing w:before="0" w:after="0" w:line="240" w:lineRule="auto"/>
+            </w:pPr>
+            <w:r>
+              <w:rPr>
+                <w:rFonts w:ascii="Arial" w:hAnsi="Arial" w:eastAsia="Arial" w:cs="Arial"/>
                 <w:b/>
-                <w:bCs/>
-                <w:sz w:val="24"/>
-                <w:szCs w:val="24"/>
-              </w:rPr>
-              <w:t>Pre-activities</w:t>
-            </w:r>
-            <w:r>
-              <w:rPr>
+                <w:sz w:val="24"/>
+              </w:rPr>
+              <w:t xml:space="preserve">Pre-activities: </w:t>
+            </w:r>
+            <w:r>
+              <w:rPr>
+                <w:rFonts w:ascii="Arial" w:hAnsi="Arial" w:eastAsia="Arial" w:cs="Arial"/>
+                <w:b w:val="0"/>
+                <w:sz w:val="24"/>
+              </w:rPr>
+              <w:t>Review Week 8 practice vocabulary (part 1). target: The object the player must hit at the correct time lane: One path used by a target and its matching key collision: When two sprites touch in the program</w:t>
+            </w:r>
+          </w:p>
+          <w:p>
+            <w:pPr>
+              <w:spacing w:before="0" w:after="0" w:line="240" w:lineRule="auto"/>
+            </w:pPr>
+            <w:r>
+              <w:rPr>
+                <w:rFonts w:ascii="Arial" w:hAnsi="Arial" w:eastAsia="Arial" w:cs="Arial"/>
                 <w:b/>
-                <w:bCs/>
-                <w:sz w:val="24"/>
-                <w:szCs w:val="24"/>
-              </w:rPr>
-              <w:br/>
-            </w:r>
-            <w:r>
-              <w:rPr>
-                <w:sz w:val="24"/>
-                <w:szCs w:val="24"/>
-              </w:rPr>
-              <w:t>Review Week 8 practice vocabulary (part 1).</w:t>
-            </w:r>
-            <w:r>
-              <w:rPr>
-                <w:sz w:val="24"/>
-                <w:szCs w:val="24"/>
-              </w:rPr>
-              <w:br/>
-              <w:t>game: An interactive activity with rules or goals</w:t>
-            </w:r>
-            <w:r>
-              <w:rPr>
-                <w:sz w:val="24"/>
-                <w:szCs w:val="24"/>
-              </w:rPr>
-              <w:br/>
-              <w:t>costume: A sprite appearance in Scratch</w:t>
-            </w:r>
-            <w:r>
-              <w:rPr>
-                <w:sz w:val="24"/>
-                <w:szCs w:val="24"/>
-              </w:rPr>
-              <w:br/>
-              <w:t>sound: Audio used in a project Mark the 2 concepts you need to review most.</w:t>
-            </w:r>
-            <w:r>
-              <w:rPr>
-                <w:sz w:val="24"/>
-                <w:szCs w:val="24"/>
-              </w:rPr>
-              <w:br/>
-            </w:r>
-            <w:r>
-              <w:rPr>
-                <w:sz w:val="24"/>
-                <w:szCs w:val="24"/>
-              </w:rPr>
-              <w:lastRenderedPageBreak/>
-              <w:br/>
-            </w:r>
-            <w:r>
-              <w:rPr>
+                <w:sz w:val="24"/>
+              </w:rPr>
+              <w:t xml:space="preserve">While activities: </w:t>
+            </w:r>
+            <w:r>
+              <w:rPr>
+                <w:rFonts w:ascii="Arial" w:hAnsi="Arial" w:eastAsia="Arial" w:cs="Arial"/>
+                <w:b w:val="0"/>
+                <w:sz w:val="24"/>
+              </w:rPr>
+              <w:t>The teacher assigns one component: game loop and variables; target generation and movement; D/F/J/K input and collision; hit/miss feedback and scoring; or tempo, timing, and music. Students trace the assigned scripts, connect each block group to visible behavior, and rehearse without reading a full script.</w:t>
+            </w:r>
+          </w:p>
+          <w:p>
+            <w:pPr>
+              <w:spacing w:before="0" w:after="0" w:line="240" w:lineRule="auto"/>
+            </w:pPr>
+            <w:r>
+              <w:rPr>
+                <w:rFonts w:ascii="Arial" w:hAnsi="Arial" w:eastAsia="Arial" w:cs="Arial"/>
                 <w:b/>
-                <w:bCs/>
-                <w:sz w:val="24"/>
-                <w:szCs w:val="24"/>
-              </w:rPr>
-              <w:t>While activities</w:t>
-            </w:r>
-            <w:r>
-              <w:rPr>
-                <w:sz w:val="24"/>
-                <w:szCs w:val="24"/>
-              </w:rPr>
-              <w:br/>
-              <w:t>Complete a short practice task that adds one input, one condition, and one variable to a Scratch starter file. Fix one issue after testing.</w:t>
-            </w:r>
-            <w:r>
-              <w:rPr>
-                <w:sz w:val="24"/>
-                <w:szCs w:val="24"/>
-              </w:rPr>
-              <w:br/>
-            </w:r>
-            <w:r>
-              <w:rPr>
-                <w:sz w:val="24"/>
-                <w:szCs w:val="24"/>
-              </w:rPr>
-              <w:br/>
-            </w:r>
-            <w:r>
-              <w:rPr>
-                <w:b/>
-                <w:bCs/>
-                <w:sz w:val="24"/>
-                <w:szCs w:val="24"/>
-              </w:rPr>
-              <w:t>Post activities</w:t>
-            </w:r>
-            <w:r>
-              <w:rPr>
-                <w:sz w:val="24"/>
-                <w:szCs w:val="24"/>
-              </w:rPr>
-              <w:br/>
-              <w:t>Save the practice file. Write one concept that is now clearer.</w:t>
+                <w:sz w:val="24"/>
+              </w:rPr>
+              <w:t xml:space="preserve">Post-activities: </w:t>
+            </w:r>
+            <w:r>
+              <w:rPr>
+                <w:rFonts w:ascii="Arial" w:hAnsi="Arial" w:eastAsia="Arial" w:cs="Arial"/>
+                <w:b w:val="0"/>
+                <w:sz w:val="24"/>
+              </w:rPr>
+              <w:t>Use the presentation checklist to correct one unclear explanation.</w:t>
             </w:r>
           </w:p>
         </w:tc>
@@ -2447,261 +1731,109 @@
           </w:tcPr>
           <w:p>
             <w:pPr>
-              <w:spacing w:line="360" w:lineRule="auto"/>
-              <w:rPr>
-                <w:sz w:val="24"/>
-                <w:szCs w:val="24"/>
-                <w:highlight w:val="yellow"/>
-              </w:rPr>
+              <w:spacing w:before="0" w:after="0" w:line="240" w:lineRule="auto"/>
             </w:pPr>
-            <w:r>
-              <w:rPr>
+            <w:r/>
+            <w:r>
+              <w:rPr>
+                <w:rFonts w:ascii="Arial" w:hAnsi="Arial" w:eastAsia="Arial" w:cs="Arial"/>
                 <w:b/>
-                <w:bCs/>
-                <w:sz w:val="24"/>
-                <w:szCs w:val="24"/>
-              </w:rPr>
-              <w:lastRenderedPageBreak/>
-              <w:t>Topic:</w:t>
-            </w:r>
-            <w:r>
-              <w:rPr>
-                <w:b/>
-                <w:bCs/>
-                <w:sz w:val="24"/>
-                <w:szCs w:val="24"/>
-              </w:rPr>
-              <w:t xml:space="preserve"> </w:t>
-            </w:r>
-            <w:r>
-              <w:rPr>
-                <w:sz w:val="24"/>
-                <w:szCs w:val="24"/>
-              </w:rPr>
-              <w:t>Dance game preparation</w:t>
-            </w:r>
-            <w:r>
-              <w:rPr>
-                <w:sz w:val="24"/>
-                <w:szCs w:val="24"/>
-              </w:rPr>
-              <w:br/>
-            </w:r>
-            <w:r>
-              <w:rPr>
-                <w:sz w:val="24"/>
-                <w:szCs w:val="24"/>
-              </w:rPr>
-              <w:br/>
-            </w:r>
-            <w:r>
-              <w:rPr>
-                <w:sz w:val="24"/>
-                <w:szCs w:val="24"/>
-                <w:b/>
-                <w:bCs/>
-              </w:rPr>
-              <w:t>Class Objective:</w:t>
-            </w:r>
-            <w:r>
-              <w:rPr>
-                <w:sz w:val="24"/>
-                <w:szCs w:val="24"/>
-              </w:rPr>
-              <w:br/>
-              <w:t>Complete a pair-programming self-reflection about driver/navigator roles, effort, communication, organization, and responding to feedback.</w:t>
-            </w:r>
-            <w:r>
-              <w:rPr>
-                <w:sz w:val="24"/>
-                <w:szCs w:val="24"/>
-              </w:rPr>
-              <w:br/>
-              <w:br/>
-            </w:r>
-            <w:r>
-              <w:rPr>
-                <w:b/>
-                <w:bCs/>
-                <w:sz w:val="24"/>
-                <w:szCs w:val="24"/>
-              </w:rPr>
-              <w:t>Pre-activities</w:t>
-            </w:r>
-            <w:r>
-              <w:rPr>
-                <w:sz w:val="24"/>
-                <w:szCs w:val="24"/>
-              </w:rPr>
-              <w:br/>
-              <w:t>Review Week 8 practice vocabulary (part 2).</w:t>
-            </w:r>
-            <w:r>
-              <w:rPr>
-                <w:sz w:val="24"/>
-                <w:szCs w:val="24"/>
-              </w:rPr>
-              <w:br/>
-              <w:t>input: Information that goes into a system or program</w:t>
-            </w:r>
-            <w:r>
-              <w:rPr>
-                <w:sz w:val="24"/>
-                <w:szCs w:val="24"/>
-              </w:rPr>
-              <w:br/>
-              <w:t>timing: When actions happen and how long they last</w:t>
-            </w:r>
-            <w:r>
-              <w:rPr>
-                <w:sz w:val="24"/>
-                <w:szCs w:val="24"/>
-              </w:rPr>
-              <w:br/>
-              <w:t>feedback: Helpful comments about how to improve Predict which blocks will be needed for player input.</w:t>
-            </w:r>
-            <w:r>
-              <w:rPr>
-                <w:sz w:val="24"/>
-                <w:szCs w:val="24"/>
-              </w:rPr>
-              <w:br/>
-            </w:r>
-            <w:r>
-              <w:rPr>
-                <w:sz w:val="24"/>
-                <w:szCs w:val="24"/>
-              </w:rPr>
-              <w:lastRenderedPageBreak/>
-              <w:br/>
-            </w:r>
-            <w:r>
-              <w:rPr>
-                <w:b/>
-                <w:bCs/>
-                <w:sz w:val="24"/>
-                <w:szCs w:val="24"/>
-              </w:rPr>
-              <w:t>While activities</w:t>
-            </w:r>
-            <w:r>
-              <w:rPr>
-                <w:sz w:val="24"/>
-                <w:szCs w:val="24"/>
-              </w:rPr>
-              <w:br/>
-            </w:r>
-            <w:r>
-              <w:rPr>
-                <w:sz w:val="24"/>
-                <w:szCs w:val="24"/>
-                <w:highlight w:val="yellow"/>
-              </w:rPr>
-              <w:t xml:space="preserve">Complete Appreciation Grade #2: Complete a pair-programming </w:t>
-            </w:r>
-            <w:r>
-              <w:rPr>
-                <w:sz w:val="24"/>
-                <w:szCs w:val="24"/>
-                <w:highlight w:val="yellow"/>
-              </w:rPr>
-              <w:t xml:space="preserve">and </w:t>
-            </w:r>
-            <w:r>
-              <w:rPr>
-                <w:sz w:val="24"/>
-                <w:szCs w:val="24"/>
-                <w:highlight w:val="yellow"/>
-              </w:rPr>
-              <w:t xml:space="preserve">self-reflection about driver/navigator roles, effort, communication, organization, and responding to feedback. </w:t>
+                <w:sz w:val="24"/>
+              </w:rPr>
+              <w:t xml:space="preserve">Topic: </w:t>
+            </w:r>
+            <w:r>
+              <w:rPr>
+                <w:rFonts w:ascii="Arial" w:hAnsi="Arial" w:eastAsia="Arial" w:cs="Arial"/>
+                <w:b w:val="0"/>
+                <w:sz w:val="24"/>
+              </w:rPr>
+              <w:t>Summative 5 rhythm-game presentation</w:t>
             </w:r>
           </w:p>
           <w:p>
             <w:pPr>
-              <w:spacing w:line="360" w:lineRule="auto"/>
-              <w:rPr>
-                <w:sz w:val="24"/>
-                <w:szCs w:val="24"/>
-              </w:rPr>
+              <w:spacing w:before="0" w:after="0" w:line="240" w:lineRule="auto"/>
             </w:pPr>
             <w:r>
               <w:rPr>
-                <w:sz w:val="24"/>
-                <w:szCs w:val="24"/>
-                <w:highlight w:val="yellow"/>
-              </w:rPr>
-              <w:t>P</w:t>
-            </w:r>
-            <w:r>
-              <w:rPr>
-                <w:sz w:val="24"/>
-                <w:szCs w:val="24"/>
-                <w:highlight w:val="yellow"/>
-              </w:rPr>
-              <w:t xml:space="preserve">air-programming </w:t>
-            </w:r>
-            <w:r>
-              <w:rPr>
-                <w:sz w:val="24"/>
-                <w:szCs w:val="24"/>
-                <w:highlight w:val="yellow"/>
-              </w:rPr>
-              <w:t>activity: B</w:t>
-            </w:r>
-            <w:r>
-              <w:rPr>
-                <w:sz w:val="24"/>
-                <w:szCs w:val="24"/>
-                <w:highlight w:val="yellow"/>
-              </w:rPr>
-              <w:t xml:space="preserve">uild a practice dance move with one key press, one costume change, one sound, one movement, and one success/failure response. </w:t>
+                <w:rFonts w:ascii="Arial" w:hAnsi="Arial" w:eastAsia="Arial" w:cs="Arial"/>
+                <w:b/>
+                <w:sz w:val="24"/>
+              </w:rPr>
+              <w:t xml:space="preserve">Class Objective: </w:t>
+            </w:r>
+            <w:r>
+              <w:rPr>
+                <w:rFonts w:ascii="Arial" w:hAnsi="Arial" w:eastAsia="Arial" w:cs="Arial"/>
+                <w:b w:val="0"/>
+                <w:sz w:val="24"/>
+              </w:rPr>
+              <w:t>Present the teacher-provided Scratch rhythm game, explain the assigned component and its connection to the whole game, and answer one teacher question.</w:t>
             </w:r>
           </w:p>
           <w:p>
             <w:pPr>
-              <w:spacing w:line="360" w:lineRule="auto"/>
-              <w:rPr>
-                <w:sz w:val="24"/>
-                <w:szCs w:val="24"/>
-              </w:rPr>
+              <w:spacing w:before="0" w:after="0" w:line="240" w:lineRule="auto"/>
             </w:pPr>
             <w:r>
               <w:rPr>
-                <w:sz w:val="24"/>
-                <w:szCs w:val="24"/>
-              </w:rPr>
-              <w:t>Complete any missing daily-grade evidence from weeks 1-7 if needed.</w:t>
-            </w:r>
-            <w:r>
-              <w:rPr>
-                <w:sz w:val="24"/>
-                <w:szCs w:val="24"/>
-              </w:rPr>
-              <w:br/>
-            </w:r>
-            <w:r>
-              <w:rPr>
-                <w:sz w:val="24"/>
-                <w:szCs w:val="24"/>
-              </w:rPr>
-              <w:br/>
-            </w:r>
-            <w:r>
-              <w:rPr>
+                <w:rFonts w:ascii="Arial" w:hAnsi="Arial" w:eastAsia="Arial" w:cs="Arial"/>
                 <w:b/>
-                <w:bCs/>
-                <w:sz w:val="24"/>
-                <w:szCs w:val="24"/>
-              </w:rPr>
-              <w:t>Post activities</w:t>
-            </w:r>
-            <w:r>
-              <w:rPr>
-                <w:sz w:val="24"/>
-                <w:szCs w:val="24"/>
-              </w:rPr>
-              <w:br/>
-              <w:t>Submit a screenshot of the practice feature. Write one project feature you want to build well.</w:t>
+                <w:sz w:val="24"/>
+              </w:rPr>
+              <w:t xml:space="preserve">Pre-activities: </w:t>
+            </w:r>
+            <w:r>
+              <w:rPr>
+                <w:rFonts w:ascii="Arial" w:hAnsi="Arial" w:eastAsia="Arial" w:cs="Arial"/>
+                <w:b w:val="0"/>
+                <w:sz w:val="24"/>
+              </w:rPr>
+              <w:t>Review Week 8 practice vocabulary (part 2). tempo: The speed of the beat or timing pattern score: A number that changes after a hit or miss code walkthrough: An explanation that connects scripts to program behavior Open the assigned reference project and verify that the demonstration works.</w:t>
+            </w:r>
+          </w:p>
+          <w:p>
+            <w:pPr>
+              <w:spacing w:before="0" w:after="0" w:line="240" w:lineRule="auto"/>
+            </w:pPr>
+            <w:r>
+              <w:rPr>
+                <w:rFonts w:ascii="Arial" w:hAnsi="Arial" w:eastAsia="Arial" w:cs="Arial"/>
+                <w:b/>
+                <w:sz w:val="24"/>
+              </w:rPr>
+              <w:t xml:space="preserve">While activities: </w:t>
+            </w:r>
+            <w:r>
+              <w:rPr>
+                <w:rFonts w:ascii="Arial" w:hAnsi="Arial" w:eastAsia="Arial" w:cs="Arial"/>
+                <w:b w:val="0"/>
+                <w:sz w:val="24"/>
+                <w:highlight w:val="yellow"/>
+              </w:rPr>
+              <w:t>Complete Daily Summative #5: In a 2-minute code walkthrough, demonstrate the teacher-provided rhythm game, identify the assigned sprites or variables, explain the event-to-output logic of at least two connected scripts, state how the component affects gameplay, and answer one teacher question in understandable English. Submit the code map or annotated screenshot as evidence.</w:t>
+            </w:r>
+          </w:p>
+          <w:p>
+            <w:pPr>
+              <w:spacing w:before="0" w:after="0" w:line="240" w:lineRule="auto"/>
+            </w:pPr>
+            <w:r>
+              <w:rPr>
+                <w:rFonts w:ascii="Arial" w:hAnsi="Arial" w:eastAsia="Arial" w:cs="Arial"/>
+                <w:b/>
+                <w:sz w:val="24"/>
+              </w:rPr>
+              <w:t xml:space="preserve">Post-activities: </w:t>
+            </w:r>
+            <w:r>
+              <w:rPr>
+                <w:rFonts w:ascii="Arial" w:hAnsi="Arial" w:eastAsia="Arial" w:cs="Arial"/>
+                <w:b w:val="0"/>
+                <w:sz w:val="24"/>
+              </w:rPr>
+              <w:t>Write one feature from the reference game that will be required in the exam project and one question that remains.</w:t>
             </w:r>
           </w:p>
         </w:tc>
